--- a/Market Research/4 - Service Providers/Service Providers - Contact Database.docx
+++ b/Market Research/4 - Service Providers/Service Providers - Contact Database.docx
@@ -4,7 +4,7 @@
   <w:body>
     <w:p>
       <w:pPr>
-        <w:spacing w:before="0" w:after="120"/>
+        <w:spacing w:after="120" w:before="0"/>
         <w:jc w:val="center"/>
       </w:pPr>
       <w:r>
@@ -21,7 +21,7 @@
     </w:p>
     <w:p>
       <w:pPr>
-        <w:spacing w:before="0" w:after="40"/>
+        <w:spacing w:after="40" w:before="0"/>
         <w:jc w:val="center"/>
       </w:pPr>
       <w:r>
@@ -31,7 +31,7 @@
           <w:sz w:val="18"/>
           <w:szCs w:val="18"/>
         </w:rPr>
-        <w:t xml:space="preserve">ServiceWindow Market Research  |  SWFL  |  Compiled March 31, 2026</w:t>
+        <w:t xml:space="preserve">ServiceWindow Market Research  |  SWFL  |  Compiled April 5, 2026</w:t>
       </w:r>
     </w:p>
     <w:p>
@@ -39,7 +39,7 @@
         <w:pBdr>
           <w:bottom w:val="single" w:color="4A235A" w:sz="8"/>
         </w:pBdr>
-        <w:spacing w:before="40" w:after="200"/>
+        <w:spacing w:after="200" w:before="40"/>
       </w:pPr>
       <w:r>
         <w:t xml:space="preserve"/>
@@ -47,7 +47,7 @@
     </w:p>
     <w:p>
       <w:pPr>
-        <w:spacing w:before="0" w:after="200"/>
+        <w:spacing w:after="200" w:before="0"/>
         <w:jc w:val="right"/>
       </w:pPr>
       <w:r>
@@ -59,7 +59,7 @@
           <w:sz w:val="18"/>
           <w:szCs w:val="18"/>
         </w:rPr>
-        <w:t xml:space="preserve">8 entries</w:t>
+        <w:t xml:space="preserve">13 entries</w:t>
       </w:r>
     </w:p>
     <w:p>
@@ -68,7 +68,7 @@
         <w:pBdr>
           <w:bottom w:val="single" w:color="4A235A" w:sz="4"/>
         </w:pBdr>
-        <w:spacing w:before="320" w:after="60"/>
+        <w:spacing w:after="60" w:before="320"/>
       </w:pPr>
       <w:r>
         <w:rPr>
@@ -455,19 +455,11 @@
     </w:tbl>
     <w:p>
       <w:pPr>
-        <w:spacing w:before="60" w:after="60"/>
-      </w:pPr>
-      <w:r>
-        <w:t xml:space="preserve"/>
-      </w:r>
-    </w:p>
-    <w:p>
-      <w:pPr>
         <w:pStyle w:val="Heading2"/>
         <w:pBdr>
           <w:bottom w:val="single" w:color="4A235A" w:sz="4"/>
         </w:pBdr>
-        <w:spacing w:before="320" w:after="60"/>
+        <w:spacing w:after="60" w:before="320"/>
       </w:pPr>
       <w:r>
         <w:rPr>
@@ -736,19 +728,11 @@
     </w:tbl>
     <w:p>
       <w:pPr>
-        <w:spacing w:before="60" w:after="60"/>
-      </w:pPr>
-      <w:r>
-        <w:t xml:space="preserve"/>
-      </w:r>
-    </w:p>
-    <w:p>
-      <w:pPr>
         <w:pStyle w:val="Heading2"/>
         <w:pBdr>
           <w:bottom w:val="single" w:color="4A235A" w:sz="4"/>
         </w:pBdr>
-        <w:spacing w:before="320" w:after="60"/>
+        <w:spacing w:after="60" w:before="320"/>
       </w:pPr>
       <w:r>
         <w:rPr>
@@ -1076,19 +1060,11 @@
     </w:tbl>
     <w:p>
       <w:pPr>
-        <w:spacing w:before="60" w:after="60"/>
-      </w:pPr>
-      <w:r>
-        <w:t xml:space="preserve"/>
-      </w:r>
-    </w:p>
-    <w:p>
-      <w:pPr>
         <w:pStyle w:val="Heading2"/>
         <w:pBdr>
           <w:bottom w:val="single" w:color="4A235A" w:sz="4"/>
         </w:pBdr>
-        <w:spacing w:before="320" w:after="60"/>
+        <w:spacing w:after="60" w:before="320"/>
       </w:pPr>
       <w:r>
         <w:rPr>
@@ -1475,19 +1451,11 @@
     </w:tbl>
     <w:p>
       <w:pPr>
-        <w:spacing w:before="60" w:after="60"/>
-      </w:pPr>
-      <w:r>
-        <w:t xml:space="preserve"/>
-      </w:r>
-    </w:p>
-    <w:p>
-      <w:pPr>
         <w:pStyle w:val="Heading2"/>
         <w:pBdr>
           <w:bottom w:val="single" w:color="4A235A" w:sz="4"/>
         </w:pBdr>
-        <w:spacing w:before="320" w:after="60"/>
+        <w:spacing w:after="60" w:before="320"/>
       </w:pPr>
       <w:r>
         <w:rPr>
@@ -1756,19 +1724,11 @@
     </w:tbl>
     <w:p>
       <w:pPr>
-        <w:spacing w:before="60" w:after="60"/>
-      </w:pPr>
-      <w:r>
-        <w:t xml:space="preserve"/>
-      </w:r>
-    </w:p>
-    <w:p>
-      <w:pPr>
         <w:pStyle w:val="Heading2"/>
         <w:pBdr>
           <w:bottom w:val="single" w:color="4A235A" w:sz="4"/>
         </w:pBdr>
-        <w:spacing w:before="320" w:after="60"/>
+        <w:spacing w:after="60" w:before="320"/>
       </w:pPr>
       <w:r>
         <w:rPr>
@@ -2155,19 +2115,11 @@
     </w:tbl>
     <w:p>
       <w:pPr>
-        <w:spacing w:before="60" w:after="60"/>
-      </w:pPr>
-      <w:r>
-        <w:t xml:space="preserve"/>
-      </w:r>
-    </w:p>
-    <w:p>
-      <w:pPr>
         <w:pStyle w:val="Heading2"/>
         <w:pBdr>
           <w:bottom w:val="single" w:color="4A235A" w:sz="4"/>
         </w:pBdr>
-        <w:spacing w:before="320" w:after="60"/>
+        <w:spacing w:after="60" w:before="320"/>
       </w:pPr>
       <w:r>
         <w:rPr>
@@ -2554,19 +2506,11 @@
     </w:tbl>
     <w:p>
       <w:pPr>
-        <w:spacing w:before="60" w:after="60"/>
-      </w:pPr>
-      <w:r>
-        <w:t xml:space="preserve"/>
-      </w:r>
-    </w:p>
-    <w:p>
-      <w:pPr>
         <w:pStyle w:val="Heading2"/>
         <w:pBdr>
           <w:bottom w:val="single" w:color="4A235A" w:sz="4"/>
         </w:pBdr>
-        <w:spacing w:before="320" w:after="60"/>
+        <w:spacing w:after="60" w:before="320"/>
       </w:pPr>
       <w:r>
         <w:rPr>
@@ -2953,16 +2897,1903 @@
     </w:tbl>
     <w:p>
       <w:pPr>
-        <w:spacing w:before="60" w:after="60"/>
+        <w:pStyle w:val="Heading2"/>
+        <w:pBdr>
+          <w:bottom w:val="single" w:color="4A235A" w:sz="4"/>
+        </w:pBdr>
+        <w:spacing w:after="60" w:before="320"/>
       </w:pPr>
       <w:r>
-        <w:t xml:space="preserve"/>
+        <w:rPr>
+          <w:rFonts w:ascii="Arial" w:cs="Arial" w:eastAsia="Arial" w:hAnsi="Arial"/>
+          <w:b/>
+          <w:bCs/>
+          <w:color w:val="4A235A"/>
+          <w:sz w:val="26"/>
+          <w:szCs w:val="26"/>
+        </w:rPr>
+        <w:t xml:space="preserve">Tammy Trovato</w:t>
       </w:r>
     </w:p>
+    <w:tbl>
+      <w:tblPr>
+        <w:tblW w:type="dxa" w:w="9360"/>
+        <w:tblBorders>
+          <w:top w:val="single" w:color="auto" w:sz="4"/>
+          <w:left w:val="single" w:color="auto" w:sz="4"/>
+          <w:bottom w:val="single" w:color="auto" w:sz="4"/>
+          <w:right w:val="single" w:color="auto" w:sz="4"/>
+          <w:insideH w:val="single" w:color="auto" w:sz="4"/>
+          <w:insideV w:val="single" w:color="auto" w:sz="4"/>
+        </w:tblBorders>
+      </w:tblPr>
+      <w:tblGrid>
+        <w:gridCol w:w="1800"/>
+        <w:gridCol w:w="7560"/>
+      </w:tblGrid>
+      <w:tr>
+        <w:tc>
+          <w:tcPr>
+            <w:tcW w:type="dxa" w:w="1800"/>
+            <w:tcBorders>
+              <w:top w:val="single" w:color="CCCCCC" w:sz="1"/>
+              <w:left w:val="single" w:color="CCCCCC" w:sz="1"/>
+              <w:bottom w:val="single" w:color="CCCCCC" w:sz="1"/>
+              <w:right w:val="single" w:color="CCCCCC" w:sz="1"/>
+            </w:tcBorders>
+            <w:shd w:fill="F2F3F4" w:val="clear"/>
+            <w:tcMar>
+              <w:top w:type="dxa" w:w="80"/>
+              <w:left w:type="dxa" w:w="120"/>
+              <w:bottom w:type="dxa" w:w="80"/>
+              <w:right w:type="dxa" w:w="120"/>
+            </w:tcMar>
+          </w:tcPr>
+          <w:p>
+            <w:r>
+              <w:rPr>
+                <w:rFonts w:ascii="Arial" w:cs="Arial" w:eastAsia="Arial" w:hAnsi="Arial"/>
+                <w:b/>
+                <w:bCs/>
+                <w:sz w:val="18"/>
+                <w:szCs w:val="18"/>
+              </w:rPr>
+              <w:t xml:space="preserve">Owner / Operator</w:t>
+            </w:r>
+          </w:p>
+        </w:tc>
+        <w:tc>
+          <w:tcPr>
+            <w:tcW w:type="dxa" w:w="7560"/>
+            <w:tcBorders>
+              <w:top w:val="single" w:color="CCCCCC" w:sz="1"/>
+              <w:left w:val="single" w:color="CCCCCC" w:sz="1"/>
+              <w:bottom w:val="single" w:color="CCCCCC" w:sz="1"/>
+              <w:right w:val="single" w:color="CCCCCC" w:sz="1"/>
+            </w:tcBorders>
+            <w:tcMar>
+              <w:top w:type="dxa" w:w="80"/>
+              <w:left w:type="dxa" w:w="120"/>
+              <w:bottom w:type="dxa" w:w="80"/>
+              <w:right w:type="dxa" w:w="120"/>
+            </w:tcMar>
+          </w:tcPr>
+          <w:p>
+            <w:r>
+              <w:rPr>
+                <w:rFonts w:ascii="Arial" w:cs="Arial" w:eastAsia="Arial" w:hAnsi="Arial"/>
+                <w:sz w:val="18"/>
+                <w:szCs w:val="18"/>
+              </w:rPr>
+              <w:t xml:space="preserve">Tammy Trovato</w:t>
+            </w:r>
+          </w:p>
+        </w:tc>
+      </w:tr>
+      <w:tr>
+        <w:tc>
+          <w:tcPr>
+            <w:tcW w:type="dxa" w:w="1800"/>
+            <w:tcBorders>
+              <w:top w:val="single" w:color="CCCCCC" w:sz="1"/>
+              <w:left w:val="single" w:color="CCCCCC" w:sz="1"/>
+              <w:bottom w:val="single" w:color="CCCCCC" w:sz="1"/>
+              <w:right w:val="single" w:color="CCCCCC" w:sz="1"/>
+            </w:tcBorders>
+            <w:shd w:fill="F2F3F4" w:val="clear"/>
+            <w:tcMar>
+              <w:top w:type="dxa" w:w="80"/>
+              <w:left w:type="dxa" w:w="120"/>
+              <w:bottom w:type="dxa" w:w="80"/>
+              <w:right w:type="dxa" w:w="120"/>
+            </w:tcMar>
+          </w:tcPr>
+          <w:p>
+            <w:r>
+              <w:rPr>
+                <w:rFonts w:ascii="Arial" w:cs="Arial" w:eastAsia="Arial" w:hAnsi="Arial"/>
+                <w:b/>
+                <w:bCs/>
+                <w:sz w:val="18"/>
+                <w:szCs w:val="18"/>
+              </w:rPr>
+              <w:t xml:space="preserve">Primary Contact</w:t>
+            </w:r>
+          </w:p>
+        </w:tc>
+        <w:tc>
+          <w:tcPr>
+            <w:tcW w:type="dxa" w:w="7560"/>
+            <w:tcBorders>
+              <w:top w:val="single" w:color="CCCCCC" w:sz="1"/>
+              <w:left w:val="single" w:color="CCCCCC" w:sz="1"/>
+              <w:bottom w:val="single" w:color="CCCCCC" w:sz="1"/>
+              <w:right w:val="single" w:color="CCCCCC" w:sz="1"/>
+            </w:tcBorders>
+            <w:tcMar>
+              <w:top w:type="dxa" w:w="80"/>
+              <w:left w:type="dxa" w:w="120"/>
+              <w:bottom w:type="dxa" w:w="80"/>
+              <w:right w:type="dxa" w:w="120"/>
+            </w:tcMar>
+          </w:tcPr>
+          <w:p>
+            <w:r>
+              <w:rPr>
+                <w:rFonts w:ascii="Arial" w:cs="Arial" w:eastAsia="Arial" w:hAnsi="Arial"/>
+                <w:sz w:val="18"/>
+                <w:szCs w:val="18"/>
+              </w:rPr>
+              <w:t xml:space="preserve">Tammy Trovato</w:t>
+            </w:r>
+          </w:p>
+        </w:tc>
+      </w:tr>
+      <w:tr>
+        <w:tc>
+          <w:tcPr>
+            <w:tcW w:type="dxa" w:w="1800"/>
+            <w:tcBorders>
+              <w:top w:val="single" w:color="CCCCCC" w:sz="1"/>
+              <w:left w:val="single" w:color="CCCCCC" w:sz="1"/>
+              <w:bottom w:val="single" w:color="CCCCCC" w:sz="1"/>
+              <w:right w:val="single" w:color="CCCCCC" w:sz="1"/>
+            </w:tcBorders>
+            <w:shd w:fill="F2F3F4" w:val="clear"/>
+            <w:tcMar>
+              <w:top w:type="dxa" w:w="80"/>
+              <w:left w:type="dxa" w:w="120"/>
+              <w:bottom w:type="dxa" w:w="80"/>
+              <w:right w:type="dxa" w:w="120"/>
+            </w:tcMar>
+          </w:tcPr>
+          <w:p>
+            <w:r>
+              <w:rPr>
+                <w:rFonts w:ascii="Arial" w:cs="Arial" w:eastAsia="Arial" w:hAnsi="Arial"/>
+                <w:b/>
+                <w:bCs/>
+                <w:sz w:val="18"/>
+                <w:szCs w:val="18"/>
+              </w:rPr>
+              <w:t xml:space="preserve">Source</w:t>
+            </w:r>
+          </w:p>
+        </w:tc>
+        <w:tc>
+          <w:tcPr>
+            <w:tcW w:type="dxa" w:w="7560"/>
+            <w:tcBorders>
+              <w:top w:val="single" w:color="CCCCCC" w:sz="1"/>
+              <w:left w:val="single" w:color="CCCCCC" w:sz="1"/>
+              <w:bottom w:val="single" w:color="CCCCCC" w:sz="1"/>
+              <w:right w:val="single" w:color="CCCCCC" w:sz="1"/>
+            </w:tcBorders>
+            <w:tcMar>
+              <w:top w:type="dxa" w:w="80"/>
+              <w:left w:type="dxa" w:w="120"/>
+              <w:bottom w:type="dxa" w:w="80"/>
+              <w:right w:type="dxa" w:w="120"/>
+            </w:tcMar>
+          </w:tcPr>
+          <w:p>
+            <w:r>
+              <w:rPr>
+                <w:rFonts w:ascii="Arial" w:cs="Arial" w:eastAsia="Arial" w:hAnsi="Arial"/>
+                <w:sz w:val="18"/>
+                <w:szCs w:val="18"/>
+              </w:rPr>
+              <w:t xml:space="preserve">SWFL Food Truck Depot (Group 2)</w:t>
+            </w:r>
+          </w:p>
+        </w:tc>
+      </w:tr>
+      <w:tr>
+        <w:tc>
+          <w:tcPr>
+            <w:tcW w:type="dxa" w:w="1800"/>
+            <w:tcBorders>
+              <w:top w:val="single" w:color="CCCCCC" w:sz="1"/>
+              <w:left w:val="single" w:color="CCCCCC" w:sz="1"/>
+              <w:bottom w:val="single" w:color="CCCCCC" w:sz="1"/>
+              <w:right w:val="single" w:color="CCCCCC" w:sz="1"/>
+            </w:tcBorders>
+            <w:shd w:fill="F2F3F4" w:val="clear"/>
+            <w:tcMar>
+              <w:top w:type="dxa" w:w="80"/>
+              <w:left w:type="dxa" w:w="120"/>
+              <w:bottom w:type="dxa" w:w="80"/>
+              <w:right w:type="dxa" w:w="120"/>
+            </w:tcMar>
+          </w:tcPr>
+          <w:p>
+            <w:r>
+              <w:rPr>
+                <w:rFonts w:ascii="Arial" w:cs="Arial" w:eastAsia="Arial" w:hAnsi="Arial"/>
+                <w:b/>
+                <w:bCs/>
+                <w:sz w:val="18"/>
+                <w:szCs w:val="18"/>
+              </w:rPr>
+              <w:t xml:space="preserve">Facebook</w:t>
+            </w:r>
+          </w:p>
+        </w:tc>
+        <w:tc>
+          <w:tcPr>
+            <w:tcW w:type="dxa" w:w="7560"/>
+            <w:tcBorders>
+              <w:top w:val="single" w:color="CCCCCC" w:sz="1"/>
+              <w:left w:val="single" w:color="CCCCCC" w:sz="1"/>
+              <w:bottom w:val="single" w:color="CCCCCC" w:sz="1"/>
+              <w:right w:val="single" w:color="CCCCCC" w:sz="1"/>
+            </w:tcBorders>
+            <w:tcMar>
+              <w:top w:type="dxa" w:w="80"/>
+              <w:left w:type="dxa" w:w="120"/>
+              <w:bottom w:type="dxa" w:w="80"/>
+              <w:right w:type="dxa" w:w="120"/>
+            </w:tcMar>
+          </w:tcPr>
+          <w:p>
+            <w:r>
+              <w:rPr>
+                <w:rFonts w:ascii="Arial" w:cs="Arial" w:eastAsia="Arial" w:hAnsi="Arial"/>
+                <w:sz w:val="18"/>
+                <w:szCs w:val="18"/>
+              </w:rPr>
+              <w:t xml:space="preserve">Tammy Trovato</w:t>
+            </w:r>
+          </w:p>
+        </w:tc>
+      </w:tr>
+      <w:tr>
+        <w:tc>
+          <w:tcPr>
+            <w:tcW w:type="dxa" w:w="1800"/>
+            <w:tcBorders>
+              <w:top w:val="single" w:color="CCCCCC" w:sz="1"/>
+              <w:left w:val="single" w:color="CCCCCC" w:sz="1"/>
+              <w:bottom w:val="single" w:color="CCCCCC" w:sz="1"/>
+              <w:right w:val="single" w:color="CCCCCC" w:sz="1"/>
+            </w:tcBorders>
+            <w:shd w:fill="F2F3F4" w:val="clear"/>
+            <w:tcMar>
+              <w:top w:type="dxa" w:w="80"/>
+              <w:left w:type="dxa" w:w="120"/>
+              <w:bottom w:type="dxa" w:w="80"/>
+              <w:right w:type="dxa" w:w="120"/>
+            </w:tcMar>
+          </w:tcPr>
+          <w:p>
+            <w:r>
+              <w:rPr>
+                <w:rFonts w:ascii="Arial" w:cs="Arial" w:eastAsia="Arial" w:hAnsi="Arial"/>
+                <w:b/>
+                <w:bCs/>
+                <w:sz w:val="18"/>
+                <w:szCs w:val="18"/>
+              </w:rPr>
+              <w:t xml:space="preserve">Location</w:t>
+            </w:r>
+          </w:p>
+        </w:tc>
+        <w:tc>
+          <w:tcPr>
+            <w:tcW w:type="dxa" w:w="7560"/>
+            <w:tcBorders>
+              <w:top w:val="single" w:color="CCCCCC" w:sz="1"/>
+              <w:left w:val="single" w:color="CCCCCC" w:sz="1"/>
+              <w:bottom w:val="single" w:color="CCCCCC" w:sz="1"/>
+              <w:right w:val="single" w:color="CCCCCC" w:sz="1"/>
+            </w:tcBorders>
+            <w:tcMar>
+              <w:top w:type="dxa" w:w="80"/>
+              <w:left w:type="dxa" w:w="120"/>
+              <w:bottom w:type="dxa" w:w="80"/>
+              <w:right w:type="dxa" w:w="120"/>
+            </w:tcMar>
+          </w:tcPr>
+          <w:p>
+            <w:r>
+              <w:rPr>
+                <w:rFonts w:ascii="Arial" w:cs="Arial" w:eastAsia="Arial" w:hAnsi="Arial"/>
+                <w:sz w:val="18"/>
+                <w:szCs w:val="18"/>
+              </w:rPr>
+              <w:t xml:space="preserve">SWFL</w:t>
+            </w:r>
+          </w:p>
+        </w:tc>
+      </w:tr>
+      <w:tr>
+        <w:tc>
+          <w:tcPr>
+            <w:tcW w:type="dxa" w:w="1800"/>
+            <w:tcBorders>
+              <w:top w:val="single" w:color="CCCCCC" w:sz="1"/>
+              <w:left w:val="single" w:color="CCCCCC" w:sz="1"/>
+              <w:bottom w:val="single" w:color="CCCCCC" w:sz="1"/>
+              <w:right w:val="single" w:color="CCCCCC" w:sz="1"/>
+            </w:tcBorders>
+            <w:shd w:fill="F2F3F4" w:val="clear"/>
+            <w:tcMar>
+              <w:top w:type="dxa" w:w="80"/>
+              <w:left w:type="dxa" w:w="120"/>
+              <w:bottom w:type="dxa" w:w="80"/>
+              <w:right w:type="dxa" w:w="120"/>
+            </w:tcMar>
+          </w:tcPr>
+          <w:p>
+            <w:r>
+              <w:rPr>
+                <w:rFonts w:ascii="Arial" w:cs="Arial" w:eastAsia="Arial" w:hAnsi="Arial"/>
+                <w:b/>
+                <w:bCs/>
+                <w:sz w:val="18"/>
+                <w:szCs w:val="18"/>
+              </w:rPr>
+              <w:t xml:space="preserve">Notes</w:t>
+            </w:r>
+          </w:p>
+        </w:tc>
+        <w:tc>
+          <w:tcPr>
+            <w:tcW w:type="dxa" w:w="7560"/>
+            <w:tcBorders>
+              <w:top w:val="single" w:color="CCCCCC" w:sz="1"/>
+              <w:left w:val="single" w:color="CCCCCC" w:sz="1"/>
+              <w:bottom w:val="single" w:color="CCCCCC" w:sz="1"/>
+              <w:right w:val="single" w:color="CCCCCC" w:sz="1"/>
+            </w:tcBorders>
+            <w:tcMar>
+              <w:top w:type="dxa" w:w="80"/>
+              <w:left w:type="dxa" w:w="120"/>
+              <w:bottom w:type="dxa" w:w="80"/>
+              <w:right w:type="dxa" w:w="120"/>
+            </w:tcMar>
+          </w:tcPr>
+          <w:p>
+            <w:r>
+              <w:rPr>
+                <w:rFonts w:ascii="Arial" w:cs="Arial" w:eastAsia="Arial" w:hAnsi="Arial"/>
+                <w:sz w:val="18"/>
+                <w:szCs w:val="18"/>
+              </w:rPr>
+              <w:t xml:space="preserve">All-star contributor in SWFL Food Truck Depot (34.8K members). Active community amplifier — reshared Between The Bunz post April 1. Trusted group voice and potential relationship asset.</w:t>
+            </w:r>
+          </w:p>
+        </w:tc>
+      </w:tr>
+    </w:tbl>
+    <w:p>
+      <w:pPr>
+        <w:pStyle w:val="Heading2"/>
+        <w:pBdr>
+          <w:bottom w:val="single" w:color="4A235A" w:sz="4"/>
+        </w:pBdr>
+        <w:spacing w:after="60" w:before="320"/>
+      </w:pPr>
+      <w:r>
+        <w:rPr>
+          <w:rFonts w:ascii="Arial" w:cs="Arial" w:eastAsia="Arial" w:hAnsi="Arial"/>
+          <w:b/>
+          <w:bCs/>
+          <w:color w:val="4A235A"/>
+          <w:sz w:val="26"/>
+          <w:szCs w:val="26"/>
+        </w:rPr>
+        <w:t xml:space="preserve">SW Fire Protection</w:t>
+      </w:r>
+    </w:p>
+    <w:tbl>
+      <w:tblPr>
+        <w:tblW w:type="dxa" w:w="9360"/>
+        <w:tblBorders>
+          <w:top w:val="single" w:color="auto" w:sz="4"/>
+          <w:left w:val="single" w:color="auto" w:sz="4"/>
+          <w:bottom w:val="single" w:color="auto" w:sz="4"/>
+          <w:right w:val="single" w:color="auto" w:sz="4"/>
+          <w:insideH w:val="single" w:color="auto" w:sz="4"/>
+          <w:insideV w:val="single" w:color="auto" w:sz="4"/>
+        </w:tblBorders>
+      </w:tblPr>
+      <w:tblGrid>
+        <w:gridCol w:w="1800"/>
+        <w:gridCol w:w="7560"/>
+      </w:tblGrid>
+      <w:tr>
+        <w:tc>
+          <w:tcPr>
+            <w:tcW w:type="dxa" w:w="1800"/>
+            <w:tcBorders>
+              <w:top w:val="single" w:color="CCCCCC" w:sz="1"/>
+              <w:left w:val="single" w:color="CCCCCC" w:sz="1"/>
+              <w:bottom w:val="single" w:color="CCCCCC" w:sz="1"/>
+              <w:right w:val="single" w:color="CCCCCC" w:sz="1"/>
+            </w:tcBorders>
+            <w:shd w:fill="F2F3F4" w:val="clear"/>
+            <w:tcMar>
+              <w:top w:type="dxa" w:w="80"/>
+              <w:left w:type="dxa" w:w="120"/>
+              <w:bottom w:type="dxa" w:w="80"/>
+              <w:right w:type="dxa" w:w="120"/>
+            </w:tcMar>
+          </w:tcPr>
+          <w:p>
+            <w:r>
+              <w:rPr>
+                <w:rFonts w:ascii="Arial" w:cs="Arial" w:eastAsia="Arial" w:hAnsi="Arial"/>
+                <w:b/>
+                <w:bCs/>
+                <w:sz w:val="18"/>
+                <w:szCs w:val="18"/>
+              </w:rPr>
+              <w:t xml:space="preserve">Owner / Operator</w:t>
+            </w:r>
+          </w:p>
+        </w:tc>
+        <w:tc>
+          <w:tcPr>
+            <w:tcW w:type="dxa" w:w="7560"/>
+            <w:tcBorders>
+              <w:top w:val="single" w:color="CCCCCC" w:sz="1"/>
+              <w:left w:val="single" w:color="CCCCCC" w:sz="1"/>
+              <w:bottom w:val="single" w:color="CCCCCC" w:sz="1"/>
+              <w:right w:val="single" w:color="CCCCCC" w:sz="1"/>
+            </w:tcBorders>
+            <w:tcMar>
+              <w:top w:type="dxa" w:w="80"/>
+              <w:left w:type="dxa" w:w="120"/>
+              <w:bottom w:type="dxa" w:w="80"/>
+              <w:right w:type="dxa" w:w="120"/>
+            </w:tcMar>
+          </w:tcPr>
+          <w:p>
+            <w:r>
+              <w:rPr>
+                <w:rFonts w:ascii="Arial" w:cs="Arial" w:eastAsia="Arial" w:hAnsi="Arial"/>
+                <w:sz w:val="18"/>
+                <w:szCs w:val="18"/>
+              </w:rPr>
+              <w:t xml:space="preserve">Jenni Lynn</w:t>
+            </w:r>
+          </w:p>
+        </w:tc>
+      </w:tr>
+      <w:tr>
+        <w:tc>
+          <w:tcPr>
+            <w:tcW w:type="dxa" w:w="1800"/>
+            <w:tcBorders>
+              <w:top w:val="single" w:color="CCCCCC" w:sz="1"/>
+              <w:left w:val="single" w:color="CCCCCC" w:sz="1"/>
+              <w:bottom w:val="single" w:color="CCCCCC" w:sz="1"/>
+              <w:right w:val="single" w:color="CCCCCC" w:sz="1"/>
+            </w:tcBorders>
+            <w:shd w:fill="F2F3F4" w:val="clear"/>
+            <w:tcMar>
+              <w:top w:type="dxa" w:w="80"/>
+              <w:left w:type="dxa" w:w="120"/>
+              <w:bottom w:type="dxa" w:w="80"/>
+              <w:right w:type="dxa" w:w="120"/>
+            </w:tcMar>
+          </w:tcPr>
+          <w:p>
+            <w:r>
+              <w:rPr>
+                <w:rFonts w:ascii="Arial" w:cs="Arial" w:eastAsia="Arial" w:hAnsi="Arial"/>
+                <w:b/>
+                <w:bCs/>
+                <w:sz w:val="18"/>
+                <w:szCs w:val="18"/>
+              </w:rPr>
+              <w:t xml:space="preserve">Primary Contact</w:t>
+            </w:r>
+          </w:p>
+        </w:tc>
+        <w:tc>
+          <w:tcPr>
+            <w:tcW w:type="dxa" w:w="7560"/>
+            <w:tcBorders>
+              <w:top w:val="single" w:color="CCCCCC" w:sz="1"/>
+              <w:left w:val="single" w:color="CCCCCC" w:sz="1"/>
+              <w:bottom w:val="single" w:color="CCCCCC" w:sz="1"/>
+              <w:right w:val="single" w:color="CCCCCC" w:sz="1"/>
+            </w:tcBorders>
+            <w:tcMar>
+              <w:top w:type="dxa" w:w="80"/>
+              <w:left w:type="dxa" w:w="120"/>
+              <w:bottom w:type="dxa" w:w="80"/>
+              <w:right w:type="dxa" w:w="120"/>
+            </w:tcMar>
+          </w:tcPr>
+          <w:p>
+            <w:r>
+              <w:rPr>
+                <w:rFonts w:ascii="Arial" w:cs="Arial" w:eastAsia="Arial" w:hAnsi="Arial"/>
+                <w:sz w:val="18"/>
+                <w:szCs w:val="18"/>
+              </w:rPr>
+              <w:t xml:space="preserve">Jenni Lynn</w:t>
+            </w:r>
+          </w:p>
+        </w:tc>
+      </w:tr>
+      <w:tr>
+        <w:tc>
+          <w:tcPr>
+            <w:tcW w:type="dxa" w:w="1800"/>
+            <w:tcBorders>
+              <w:top w:val="single" w:color="CCCCCC" w:sz="1"/>
+              <w:left w:val="single" w:color="CCCCCC" w:sz="1"/>
+              <w:bottom w:val="single" w:color="CCCCCC" w:sz="1"/>
+              <w:right w:val="single" w:color="CCCCCC" w:sz="1"/>
+            </w:tcBorders>
+            <w:shd w:fill="F2F3F4" w:val="clear"/>
+            <w:tcMar>
+              <w:top w:type="dxa" w:w="80"/>
+              <w:left w:type="dxa" w:w="120"/>
+              <w:bottom w:type="dxa" w:w="80"/>
+              <w:right w:type="dxa" w:w="120"/>
+            </w:tcMar>
+          </w:tcPr>
+          <w:p>
+            <w:r>
+              <w:rPr>
+                <w:rFonts w:ascii="Arial" w:cs="Arial" w:eastAsia="Arial" w:hAnsi="Arial"/>
+                <w:b/>
+                <w:bCs/>
+                <w:sz w:val="18"/>
+                <w:szCs w:val="18"/>
+              </w:rPr>
+              <w:t xml:space="preserve">Source</w:t>
+            </w:r>
+          </w:p>
+        </w:tc>
+        <w:tc>
+          <w:tcPr>
+            <w:tcW w:type="dxa" w:w="7560"/>
+            <w:tcBorders>
+              <w:top w:val="single" w:color="CCCCCC" w:sz="1"/>
+              <w:left w:val="single" w:color="CCCCCC" w:sz="1"/>
+              <w:bottom w:val="single" w:color="CCCCCC" w:sz="1"/>
+              <w:right w:val="single" w:color="CCCCCC" w:sz="1"/>
+            </w:tcBorders>
+            <w:tcMar>
+              <w:top w:type="dxa" w:w="80"/>
+              <w:left w:type="dxa" w:w="120"/>
+              <w:bottom w:type="dxa" w:w="80"/>
+              <w:right w:type="dxa" w:w="120"/>
+            </w:tcMar>
+          </w:tcPr>
+          <w:p>
+            <w:r>
+              <w:rPr>
+                <w:rFonts w:ascii="Arial" w:cs="Arial" w:eastAsia="Arial" w:hAnsi="Arial"/>
+                <w:sz w:val="18"/>
+                <w:szCs w:val="18"/>
+              </w:rPr>
+              <w:t xml:space="preserve">SWFL Food Truck Depot (referral in comments)</w:t>
+            </w:r>
+          </w:p>
+        </w:tc>
+      </w:tr>
+      <w:tr>
+        <w:tc>
+          <w:tcPr>
+            <w:tcW w:type="dxa" w:w="1800"/>
+            <w:tcBorders>
+              <w:top w:val="single" w:color="CCCCCC" w:sz="1"/>
+              <w:left w:val="single" w:color="CCCCCC" w:sz="1"/>
+              <w:bottom w:val="single" w:color="CCCCCC" w:sz="1"/>
+              <w:right w:val="single" w:color="CCCCCC" w:sz="1"/>
+            </w:tcBorders>
+            <w:shd w:fill="F2F3F4" w:val="clear"/>
+            <w:tcMar>
+              <w:top w:type="dxa" w:w="80"/>
+              <w:left w:type="dxa" w:w="120"/>
+              <w:bottom w:type="dxa" w:w="80"/>
+              <w:right w:type="dxa" w:w="120"/>
+            </w:tcMar>
+          </w:tcPr>
+          <w:p>
+            <w:r>
+              <w:rPr>
+                <w:rFonts w:ascii="Arial" w:cs="Arial" w:eastAsia="Arial" w:hAnsi="Arial"/>
+                <w:b/>
+                <w:bCs/>
+                <w:sz w:val="18"/>
+                <w:szCs w:val="18"/>
+              </w:rPr>
+              <w:t xml:space="preserve">Facebook</w:t>
+            </w:r>
+          </w:p>
+        </w:tc>
+        <w:tc>
+          <w:tcPr>
+            <w:tcW w:type="dxa" w:w="7560"/>
+            <w:tcBorders>
+              <w:top w:val="single" w:color="CCCCCC" w:sz="1"/>
+              <w:left w:val="single" w:color="CCCCCC" w:sz="1"/>
+              <w:bottom w:val="single" w:color="CCCCCC" w:sz="1"/>
+              <w:right w:val="single" w:color="CCCCCC" w:sz="1"/>
+            </w:tcBorders>
+            <w:tcMar>
+              <w:top w:type="dxa" w:w="80"/>
+              <w:left w:type="dxa" w:w="120"/>
+              <w:bottom w:type="dxa" w:w="80"/>
+              <w:right w:type="dxa" w:w="120"/>
+            </w:tcMar>
+          </w:tcPr>
+          <w:p>
+            <w:r>
+              <w:rPr>
+                <w:rFonts w:ascii="Arial" w:cs="Arial" w:eastAsia="Arial" w:hAnsi="Arial"/>
+                <w:sz w:val="18"/>
+                <w:szCs w:val="18"/>
+              </w:rPr>
+              <w:t xml:space="preserve">Jenni Lynn</w:t>
+            </w:r>
+          </w:p>
+        </w:tc>
+      </w:tr>
+      <w:tr>
+        <w:tc>
+          <w:tcPr>
+            <w:tcW w:type="dxa" w:w="1800"/>
+            <w:tcBorders>
+              <w:top w:val="single" w:color="CCCCCC" w:sz="1"/>
+              <w:left w:val="single" w:color="CCCCCC" w:sz="1"/>
+              <w:bottom w:val="single" w:color="CCCCCC" w:sz="1"/>
+              <w:right w:val="single" w:color="CCCCCC" w:sz="1"/>
+            </w:tcBorders>
+            <w:shd w:fill="F2F3F4" w:val="clear"/>
+            <w:tcMar>
+              <w:top w:type="dxa" w:w="80"/>
+              <w:left w:type="dxa" w:w="120"/>
+              <w:bottom w:type="dxa" w:w="80"/>
+              <w:right w:type="dxa" w:w="120"/>
+            </w:tcMar>
+          </w:tcPr>
+          <w:p>
+            <w:r>
+              <w:rPr>
+                <w:rFonts w:ascii="Arial" w:cs="Arial" w:eastAsia="Arial" w:hAnsi="Arial"/>
+                <w:b/>
+                <w:bCs/>
+                <w:sz w:val="18"/>
+                <w:szCs w:val="18"/>
+              </w:rPr>
+              <w:t xml:space="preserve">Location</w:t>
+            </w:r>
+          </w:p>
+        </w:tc>
+        <w:tc>
+          <w:tcPr>
+            <w:tcW w:type="dxa" w:w="7560"/>
+            <w:tcBorders>
+              <w:top w:val="single" w:color="CCCCCC" w:sz="1"/>
+              <w:left w:val="single" w:color="CCCCCC" w:sz="1"/>
+              <w:bottom w:val="single" w:color="CCCCCC" w:sz="1"/>
+              <w:right w:val="single" w:color="CCCCCC" w:sz="1"/>
+            </w:tcBorders>
+            <w:tcMar>
+              <w:top w:type="dxa" w:w="80"/>
+              <w:left w:type="dxa" w:w="120"/>
+              <w:bottom w:type="dxa" w:w="80"/>
+              <w:right w:type="dxa" w:w="120"/>
+            </w:tcMar>
+          </w:tcPr>
+          <w:p>
+            <w:r>
+              <w:rPr>
+                <w:rFonts w:ascii="Arial" w:cs="Arial" w:eastAsia="Arial" w:hAnsi="Arial"/>
+                <w:sz w:val="18"/>
+                <w:szCs w:val="18"/>
+              </w:rPr>
+              <w:t xml:space="preserve">SWFL</w:t>
+            </w:r>
+          </w:p>
+        </w:tc>
+      </w:tr>
+      <w:tr>
+        <w:tc>
+          <w:tcPr>
+            <w:tcW w:type="dxa" w:w="1800"/>
+            <w:tcBorders>
+              <w:top w:val="single" w:color="CCCCCC" w:sz="1"/>
+              <w:left w:val="single" w:color="CCCCCC" w:sz="1"/>
+              <w:bottom w:val="single" w:color="CCCCCC" w:sz="1"/>
+              <w:right w:val="single" w:color="CCCCCC" w:sz="1"/>
+            </w:tcBorders>
+            <w:shd w:fill="F2F3F4" w:val="clear"/>
+            <w:tcMar>
+              <w:top w:type="dxa" w:w="80"/>
+              <w:left w:type="dxa" w:w="120"/>
+              <w:bottom w:type="dxa" w:w="80"/>
+              <w:right w:type="dxa" w:w="120"/>
+            </w:tcMar>
+          </w:tcPr>
+          <w:p>
+            <w:r>
+              <w:rPr>
+                <w:rFonts w:ascii="Arial" w:cs="Arial" w:eastAsia="Arial" w:hAnsi="Arial"/>
+                <w:b/>
+                <w:bCs/>
+                <w:sz w:val="18"/>
+                <w:szCs w:val="18"/>
+              </w:rPr>
+              <w:t xml:space="preserve">Notes</w:t>
+            </w:r>
+          </w:p>
+        </w:tc>
+        <w:tc>
+          <w:tcPr>
+            <w:tcW w:type="dxa" w:w="7560"/>
+            <w:tcBorders>
+              <w:top w:val="single" w:color="CCCCCC" w:sz="1"/>
+              <w:left w:val="single" w:color="CCCCCC" w:sz="1"/>
+              <w:bottom w:val="single" w:color="CCCCCC" w:sz="1"/>
+              <w:right w:val="single" w:color="CCCCCC" w:sz="1"/>
+            </w:tcBorders>
+            <w:tcMar>
+              <w:top w:type="dxa" w:w="80"/>
+              <w:left w:type="dxa" w:w="120"/>
+              <w:bottom w:type="dxa" w:w="80"/>
+              <w:right w:type="dxa" w:w="120"/>
+            </w:tcMar>
+          </w:tcPr>
+          <w:p>
+            <w:r>
+              <w:rPr>
+                <w:rFonts w:ascii="Arial" w:cs="Arial" w:eastAsia="Arial" w:hAnsi="Arial"/>
+                <w:sz w:val="18"/>
+                <w:szCs w:val="18"/>
+              </w:rPr>
+              <w:t xml:space="preserve">Fire suppression system installation for food trucks. Referred in two separate operator posts (Steve Straley building new truck; Rich J Sea awning repair thread).</w:t>
+            </w:r>
+          </w:p>
+        </w:tc>
+      </w:tr>
+    </w:tbl>
+    <w:p>
+      <w:pPr>
+        <w:pStyle w:val="Heading2"/>
+        <w:pBdr>
+          <w:bottom w:val="single" w:color="4A235A" w:sz="4"/>
+        </w:pBdr>
+        <w:spacing w:after="60" w:before="320"/>
+      </w:pPr>
+      <w:r>
+        <w:rPr>
+          <w:rFonts w:ascii="Arial" w:cs="Arial" w:eastAsia="Arial" w:hAnsi="Arial"/>
+          <w:b/>
+          <w:bCs/>
+          <w:color w:val="4A235A"/>
+          <w:sz w:val="26"/>
+          <w:szCs w:val="26"/>
+        </w:rPr>
+        <w:t xml:space="preserve">Advanced Fire Systems Cape Coral</w:t>
+      </w:r>
+    </w:p>
+    <w:tbl>
+      <w:tblPr>
+        <w:tblW w:type="dxa" w:w="9360"/>
+        <w:tblBorders>
+          <w:top w:val="single" w:color="auto" w:sz="4"/>
+          <w:left w:val="single" w:color="auto" w:sz="4"/>
+          <w:bottom w:val="single" w:color="auto" w:sz="4"/>
+          <w:right w:val="single" w:color="auto" w:sz="4"/>
+          <w:insideH w:val="single" w:color="auto" w:sz="4"/>
+          <w:insideV w:val="single" w:color="auto" w:sz="4"/>
+        </w:tblBorders>
+      </w:tblPr>
+      <w:tblGrid>
+        <w:gridCol w:w="1800"/>
+        <w:gridCol w:w="7560"/>
+      </w:tblGrid>
+      <w:tr>
+        <w:tc>
+          <w:tcPr>
+            <w:tcW w:type="dxa" w:w="1800"/>
+            <w:tcBorders>
+              <w:top w:val="single" w:color="CCCCCC" w:sz="1"/>
+              <w:left w:val="single" w:color="CCCCCC" w:sz="1"/>
+              <w:bottom w:val="single" w:color="CCCCCC" w:sz="1"/>
+              <w:right w:val="single" w:color="CCCCCC" w:sz="1"/>
+            </w:tcBorders>
+            <w:shd w:fill="F2F3F4" w:val="clear"/>
+            <w:tcMar>
+              <w:top w:type="dxa" w:w="80"/>
+              <w:left w:type="dxa" w:w="120"/>
+              <w:bottom w:type="dxa" w:w="80"/>
+              <w:right w:type="dxa" w:w="120"/>
+            </w:tcMar>
+          </w:tcPr>
+          <w:p>
+            <w:r>
+              <w:rPr>
+                <w:rFonts w:ascii="Arial" w:cs="Arial" w:eastAsia="Arial" w:hAnsi="Arial"/>
+                <w:b/>
+                <w:bCs/>
+                <w:sz w:val="18"/>
+                <w:szCs w:val="18"/>
+              </w:rPr>
+              <w:t xml:space="preserve">Owner / Operator</w:t>
+            </w:r>
+          </w:p>
+        </w:tc>
+        <w:tc>
+          <w:tcPr>
+            <w:tcW w:type="dxa" w:w="7560"/>
+            <w:tcBorders>
+              <w:top w:val="single" w:color="CCCCCC" w:sz="1"/>
+              <w:left w:val="single" w:color="CCCCCC" w:sz="1"/>
+              <w:bottom w:val="single" w:color="CCCCCC" w:sz="1"/>
+              <w:right w:val="single" w:color="CCCCCC" w:sz="1"/>
+            </w:tcBorders>
+            <w:tcMar>
+              <w:top w:type="dxa" w:w="80"/>
+              <w:left w:type="dxa" w:w="120"/>
+              <w:bottom w:type="dxa" w:w="80"/>
+              <w:right w:type="dxa" w:w="120"/>
+            </w:tcMar>
+          </w:tcPr>
+          <w:p>
+            <w:r>
+              <w:rPr>
+                <w:rFonts w:ascii="Arial" w:cs="Arial" w:eastAsia="Arial" w:hAnsi="Arial"/>
+                <w:sz w:val="18"/>
+                <w:szCs w:val="18"/>
+              </w:rPr>
+              <w:t xml:space="preserve">Jason Ramos</w:t>
+            </w:r>
+          </w:p>
+        </w:tc>
+      </w:tr>
+      <w:tr>
+        <w:tc>
+          <w:tcPr>
+            <w:tcW w:type="dxa" w:w="1800"/>
+            <w:tcBorders>
+              <w:top w:val="single" w:color="CCCCCC" w:sz="1"/>
+              <w:left w:val="single" w:color="CCCCCC" w:sz="1"/>
+              <w:bottom w:val="single" w:color="CCCCCC" w:sz="1"/>
+              <w:right w:val="single" w:color="CCCCCC" w:sz="1"/>
+            </w:tcBorders>
+            <w:shd w:fill="F2F3F4" w:val="clear"/>
+            <w:tcMar>
+              <w:top w:type="dxa" w:w="80"/>
+              <w:left w:type="dxa" w:w="120"/>
+              <w:bottom w:type="dxa" w:w="80"/>
+              <w:right w:type="dxa" w:w="120"/>
+            </w:tcMar>
+          </w:tcPr>
+          <w:p>
+            <w:r>
+              <w:rPr>
+                <w:rFonts w:ascii="Arial" w:cs="Arial" w:eastAsia="Arial" w:hAnsi="Arial"/>
+                <w:b/>
+                <w:bCs/>
+                <w:sz w:val="18"/>
+                <w:szCs w:val="18"/>
+              </w:rPr>
+              <w:t xml:space="preserve">Primary Contact</w:t>
+            </w:r>
+          </w:p>
+        </w:tc>
+        <w:tc>
+          <w:tcPr>
+            <w:tcW w:type="dxa" w:w="7560"/>
+            <w:tcBorders>
+              <w:top w:val="single" w:color="CCCCCC" w:sz="1"/>
+              <w:left w:val="single" w:color="CCCCCC" w:sz="1"/>
+              <w:bottom w:val="single" w:color="CCCCCC" w:sz="1"/>
+              <w:right w:val="single" w:color="CCCCCC" w:sz="1"/>
+            </w:tcBorders>
+            <w:tcMar>
+              <w:top w:type="dxa" w:w="80"/>
+              <w:left w:type="dxa" w:w="120"/>
+              <w:bottom w:type="dxa" w:w="80"/>
+              <w:right w:type="dxa" w:w="120"/>
+            </w:tcMar>
+          </w:tcPr>
+          <w:p>
+            <w:r>
+              <w:rPr>
+                <w:rFonts w:ascii="Arial" w:cs="Arial" w:eastAsia="Arial" w:hAnsi="Arial"/>
+                <w:sz w:val="18"/>
+                <w:szCs w:val="18"/>
+              </w:rPr>
+              <w:t xml:space="preserve">Jason Ramos</w:t>
+            </w:r>
+          </w:p>
+        </w:tc>
+      </w:tr>
+      <w:tr>
+        <w:tc>
+          <w:tcPr>
+            <w:tcW w:type="dxa" w:w="1800"/>
+            <w:tcBorders>
+              <w:top w:val="single" w:color="CCCCCC" w:sz="1"/>
+              <w:left w:val="single" w:color="CCCCCC" w:sz="1"/>
+              <w:bottom w:val="single" w:color="CCCCCC" w:sz="1"/>
+              <w:right w:val="single" w:color="CCCCCC" w:sz="1"/>
+            </w:tcBorders>
+            <w:shd w:fill="F2F3F4" w:val="clear"/>
+            <w:tcMar>
+              <w:top w:type="dxa" w:w="80"/>
+              <w:left w:type="dxa" w:w="120"/>
+              <w:bottom w:type="dxa" w:w="80"/>
+              <w:right w:type="dxa" w:w="120"/>
+            </w:tcMar>
+          </w:tcPr>
+          <w:p>
+            <w:r>
+              <w:rPr>
+                <w:rFonts w:ascii="Arial" w:cs="Arial" w:eastAsia="Arial" w:hAnsi="Arial"/>
+                <w:b/>
+                <w:bCs/>
+                <w:sz w:val="18"/>
+                <w:szCs w:val="18"/>
+              </w:rPr>
+              <w:t xml:space="preserve">Source</w:t>
+            </w:r>
+          </w:p>
+        </w:tc>
+        <w:tc>
+          <w:tcPr>
+            <w:tcW w:type="dxa" w:w="7560"/>
+            <w:tcBorders>
+              <w:top w:val="single" w:color="CCCCCC" w:sz="1"/>
+              <w:left w:val="single" w:color="CCCCCC" w:sz="1"/>
+              <w:bottom w:val="single" w:color="CCCCCC" w:sz="1"/>
+              <w:right w:val="single" w:color="CCCCCC" w:sz="1"/>
+            </w:tcBorders>
+            <w:tcMar>
+              <w:top w:type="dxa" w:w="80"/>
+              <w:left w:type="dxa" w:w="120"/>
+              <w:bottom w:type="dxa" w:w="80"/>
+              <w:right w:type="dxa" w:w="120"/>
+            </w:tcMar>
+          </w:tcPr>
+          <w:p>
+            <w:r>
+              <w:rPr>
+                <w:rFonts w:ascii="Arial" w:cs="Arial" w:eastAsia="Arial" w:hAnsi="Arial"/>
+                <w:sz w:val="18"/>
+                <w:szCs w:val="18"/>
+              </w:rPr>
+              <w:t xml:space="preserve">SWFL Food Truck Depot (referral in comments)</w:t>
+            </w:r>
+          </w:p>
+        </w:tc>
+      </w:tr>
+      <w:tr>
+        <w:tc>
+          <w:tcPr>
+            <w:tcW w:type="dxa" w:w="1800"/>
+            <w:tcBorders>
+              <w:top w:val="single" w:color="CCCCCC" w:sz="1"/>
+              <w:left w:val="single" w:color="CCCCCC" w:sz="1"/>
+              <w:bottom w:val="single" w:color="CCCCCC" w:sz="1"/>
+              <w:right w:val="single" w:color="CCCCCC" w:sz="1"/>
+            </w:tcBorders>
+            <w:shd w:fill="F2F3F4" w:val="clear"/>
+            <w:tcMar>
+              <w:top w:type="dxa" w:w="80"/>
+              <w:left w:type="dxa" w:w="120"/>
+              <w:bottom w:type="dxa" w:w="80"/>
+              <w:right w:type="dxa" w:w="120"/>
+            </w:tcMar>
+          </w:tcPr>
+          <w:p>
+            <w:r>
+              <w:rPr>
+                <w:rFonts w:ascii="Arial" w:cs="Arial" w:eastAsia="Arial" w:hAnsi="Arial"/>
+                <w:b/>
+                <w:bCs/>
+                <w:sz w:val="18"/>
+                <w:szCs w:val="18"/>
+              </w:rPr>
+              <w:t xml:space="preserve">Facebook</w:t>
+            </w:r>
+          </w:p>
+        </w:tc>
+        <w:tc>
+          <w:tcPr>
+            <w:tcW w:type="dxa" w:w="7560"/>
+            <w:tcBorders>
+              <w:top w:val="single" w:color="CCCCCC" w:sz="1"/>
+              <w:left w:val="single" w:color="CCCCCC" w:sz="1"/>
+              <w:bottom w:val="single" w:color="CCCCCC" w:sz="1"/>
+              <w:right w:val="single" w:color="CCCCCC" w:sz="1"/>
+            </w:tcBorders>
+            <w:tcMar>
+              <w:top w:type="dxa" w:w="80"/>
+              <w:left w:type="dxa" w:w="120"/>
+              <w:bottom w:type="dxa" w:w="80"/>
+              <w:right w:type="dxa" w:w="120"/>
+            </w:tcMar>
+          </w:tcPr>
+          <w:p>
+            <w:r>
+              <w:rPr>
+                <w:rFonts w:ascii="Arial" w:cs="Arial" w:eastAsia="Arial" w:hAnsi="Arial"/>
+                <w:sz w:val="18"/>
+                <w:szCs w:val="18"/>
+              </w:rPr>
+              <w:t xml:space="preserve">Jason Ramos</w:t>
+            </w:r>
+          </w:p>
+        </w:tc>
+      </w:tr>
+      <w:tr>
+        <w:tc>
+          <w:tcPr>
+            <w:tcW w:type="dxa" w:w="1800"/>
+            <w:tcBorders>
+              <w:top w:val="single" w:color="CCCCCC" w:sz="1"/>
+              <w:left w:val="single" w:color="CCCCCC" w:sz="1"/>
+              <w:bottom w:val="single" w:color="CCCCCC" w:sz="1"/>
+              <w:right w:val="single" w:color="CCCCCC" w:sz="1"/>
+            </w:tcBorders>
+            <w:shd w:fill="F2F3F4" w:val="clear"/>
+            <w:tcMar>
+              <w:top w:type="dxa" w:w="80"/>
+              <w:left w:type="dxa" w:w="120"/>
+              <w:bottom w:type="dxa" w:w="80"/>
+              <w:right w:type="dxa" w:w="120"/>
+            </w:tcMar>
+          </w:tcPr>
+          <w:p>
+            <w:r>
+              <w:rPr>
+                <w:rFonts w:ascii="Arial" w:cs="Arial" w:eastAsia="Arial" w:hAnsi="Arial"/>
+                <w:b/>
+                <w:bCs/>
+                <w:sz w:val="18"/>
+                <w:szCs w:val="18"/>
+              </w:rPr>
+              <w:t xml:space="preserve">Location</w:t>
+            </w:r>
+          </w:p>
+        </w:tc>
+        <w:tc>
+          <w:tcPr>
+            <w:tcW w:type="dxa" w:w="7560"/>
+            <w:tcBorders>
+              <w:top w:val="single" w:color="CCCCCC" w:sz="1"/>
+              <w:left w:val="single" w:color="CCCCCC" w:sz="1"/>
+              <w:bottom w:val="single" w:color="CCCCCC" w:sz="1"/>
+              <w:right w:val="single" w:color="CCCCCC" w:sz="1"/>
+            </w:tcBorders>
+            <w:tcMar>
+              <w:top w:type="dxa" w:w="80"/>
+              <w:left w:type="dxa" w:w="120"/>
+              <w:bottom w:type="dxa" w:w="80"/>
+              <w:right w:type="dxa" w:w="120"/>
+            </w:tcMar>
+          </w:tcPr>
+          <w:p>
+            <w:r>
+              <w:rPr>
+                <w:rFonts w:ascii="Arial" w:cs="Arial" w:eastAsia="Arial" w:hAnsi="Arial"/>
+                <w:sz w:val="18"/>
+                <w:szCs w:val="18"/>
+              </w:rPr>
+              <w:t xml:space="preserve">Cape Coral, FL</w:t>
+            </w:r>
+          </w:p>
+        </w:tc>
+      </w:tr>
+      <w:tr>
+        <w:tc>
+          <w:tcPr>
+            <w:tcW w:type="dxa" w:w="1800"/>
+            <w:tcBorders>
+              <w:top w:val="single" w:color="CCCCCC" w:sz="1"/>
+              <w:left w:val="single" w:color="CCCCCC" w:sz="1"/>
+              <w:bottom w:val="single" w:color="CCCCCC" w:sz="1"/>
+              <w:right w:val="single" w:color="CCCCCC" w:sz="1"/>
+            </w:tcBorders>
+            <w:shd w:fill="F2F3F4" w:val="clear"/>
+            <w:tcMar>
+              <w:top w:type="dxa" w:w="80"/>
+              <w:left w:type="dxa" w:w="120"/>
+              <w:bottom w:type="dxa" w:w="80"/>
+              <w:right w:type="dxa" w:w="120"/>
+            </w:tcMar>
+          </w:tcPr>
+          <w:p>
+            <w:r>
+              <w:rPr>
+                <w:rFonts w:ascii="Arial" w:cs="Arial" w:eastAsia="Arial" w:hAnsi="Arial"/>
+                <w:b/>
+                <w:bCs/>
+                <w:sz w:val="18"/>
+                <w:szCs w:val="18"/>
+              </w:rPr>
+              <w:t xml:space="preserve">Notes</w:t>
+            </w:r>
+          </w:p>
+        </w:tc>
+        <w:tc>
+          <w:tcPr>
+            <w:tcW w:type="dxa" w:w="7560"/>
+            <w:tcBorders>
+              <w:top w:val="single" w:color="CCCCCC" w:sz="1"/>
+              <w:left w:val="single" w:color="CCCCCC" w:sz="1"/>
+              <w:bottom w:val="single" w:color="CCCCCC" w:sz="1"/>
+              <w:right w:val="single" w:color="CCCCCC" w:sz="1"/>
+            </w:tcBorders>
+            <w:tcMar>
+              <w:top w:type="dxa" w:w="80"/>
+              <w:left w:type="dxa" w:w="120"/>
+              <w:bottom w:type="dxa" w:w="80"/>
+              <w:right w:type="dxa" w:w="120"/>
+            </w:tcMar>
+          </w:tcPr>
+          <w:p>
+            <w:r>
+              <w:rPr>
+                <w:rFonts w:ascii="Arial" w:cs="Arial" w:eastAsia="Arial" w:hAnsi="Arial"/>
+                <w:sz w:val="18"/>
+                <w:szCs w:val="18"/>
+              </w:rPr>
+              <w:t xml:space="preserve">Fire suppression system installation for food trucks. Referred by Jason Ramos in Steve Straley's truck build post.</w:t>
+            </w:r>
+          </w:p>
+        </w:tc>
+      </w:tr>
+    </w:tbl>
+    <w:p>
+      <w:pPr>
+        <w:pStyle w:val="Heading2"/>
+        <w:pBdr>
+          <w:bottom w:val="single" w:color="4A235A" w:sz="4"/>
+        </w:pBdr>
+        <w:spacing w:after="60" w:before="320"/>
+      </w:pPr>
+      <w:r>
+        <w:rPr>
+          <w:rFonts w:ascii="Arial" w:cs="Arial" w:eastAsia="Arial" w:hAnsi="Arial"/>
+          <w:b/>
+          <w:bCs/>
+          <w:color w:val="4A235A"/>
+          <w:sz w:val="26"/>
+          <w:szCs w:val="26"/>
+        </w:rPr>
+        <w:t xml:space="preserve">Battle Bros Events</w:t>
+      </w:r>
+    </w:p>
+    <w:tbl>
+      <w:tblPr>
+        <w:tblW w:type="dxa" w:w="9360"/>
+        <w:tblBorders>
+          <w:top w:val="single" w:color="auto" w:sz="4"/>
+          <w:left w:val="single" w:color="auto" w:sz="4"/>
+          <w:bottom w:val="single" w:color="auto" w:sz="4"/>
+          <w:right w:val="single" w:color="auto" w:sz="4"/>
+          <w:insideH w:val="single" w:color="auto" w:sz="4"/>
+          <w:insideV w:val="single" w:color="auto" w:sz="4"/>
+        </w:tblBorders>
+      </w:tblPr>
+      <w:tblGrid>
+        <w:gridCol w:w="1800"/>
+        <w:gridCol w:w="7560"/>
+      </w:tblGrid>
+      <w:tr>
+        <w:tc>
+          <w:tcPr>
+            <w:tcW w:type="dxa" w:w="1800"/>
+            <w:tcBorders>
+              <w:top w:val="single" w:color="CCCCCC" w:sz="1"/>
+              <w:left w:val="single" w:color="CCCCCC" w:sz="1"/>
+              <w:bottom w:val="single" w:color="CCCCCC" w:sz="1"/>
+              <w:right w:val="single" w:color="CCCCCC" w:sz="1"/>
+            </w:tcBorders>
+            <w:shd w:fill="F2F3F4" w:val="clear"/>
+            <w:tcMar>
+              <w:top w:type="dxa" w:w="80"/>
+              <w:left w:type="dxa" w:w="120"/>
+              <w:bottom w:type="dxa" w:w="80"/>
+              <w:right w:type="dxa" w:w="120"/>
+            </w:tcMar>
+          </w:tcPr>
+          <w:p>
+            <w:r>
+              <w:rPr>
+                <w:rFonts w:ascii="Arial" w:cs="Arial" w:eastAsia="Arial" w:hAnsi="Arial"/>
+                <w:b/>
+                <w:bCs/>
+                <w:sz w:val="18"/>
+                <w:szCs w:val="18"/>
+              </w:rPr>
+              <w:t xml:space="preserve">Primary Contact</w:t>
+            </w:r>
+          </w:p>
+        </w:tc>
+        <w:tc>
+          <w:tcPr>
+            <w:tcW w:type="dxa" w:w="7560"/>
+            <w:tcBorders>
+              <w:top w:val="single" w:color="CCCCCC" w:sz="1"/>
+              <w:left w:val="single" w:color="CCCCCC" w:sz="1"/>
+              <w:bottom w:val="single" w:color="CCCCCC" w:sz="1"/>
+              <w:right w:val="single" w:color="CCCCCC" w:sz="1"/>
+            </w:tcBorders>
+            <w:tcMar>
+              <w:top w:type="dxa" w:w="80"/>
+              <w:left w:type="dxa" w:w="120"/>
+              <w:bottom w:type="dxa" w:w="80"/>
+              <w:right w:type="dxa" w:w="120"/>
+            </w:tcMar>
+          </w:tcPr>
+          <w:p>
+            <w:r>
+              <w:rPr>
+                <w:rFonts w:ascii="Arial" w:cs="Arial" w:eastAsia="Arial" w:hAnsi="Arial"/>
+                <w:sz w:val="18"/>
+                <w:szCs w:val="18"/>
+              </w:rPr>
+              <w:t xml:space="preserve">Battle Bros Events SW Florida</w:t>
+            </w:r>
+          </w:p>
+        </w:tc>
+      </w:tr>
+      <w:tr>
+        <w:tc>
+          <w:tcPr>
+            <w:tcW w:type="dxa" w:w="1800"/>
+            <w:tcBorders>
+              <w:top w:val="single" w:color="CCCCCC" w:sz="1"/>
+              <w:left w:val="single" w:color="CCCCCC" w:sz="1"/>
+              <w:bottom w:val="single" w:color="CCCCCC" w:sz="1"/>
+              <w:right w:val="single" w:color="CCCCCC" w:sz="1"/>
+            </w:tcBorders>
+            <w:shd w:fill="F2F3F4" w:val="clear"/>
+            <w:tcMar>
+              <w:top w:type="dxa" w:w="80"/>
+              <w:left w:type="dxa" w:w="120"/>
+              <w:bottom w:type="dxa" w:w="80"/>
+              <w:right w:type="dxa" w:w="120"/>
+            </w:tcMar>
+          </w:tcPr>
+          <w:p>
+            <w:r>
+              <w:rPr>
+                <w:rFonts w:ascii="Arial" w:cs="Arial" w:eastAsia="Arial" w:hAnsi="Arial"/>
+                <w:b/>
+                <w:bCs/>
+                <w:sz w:val="18"/>
+                <w:szCs w:val="18"/>
+              </w:rPr>
+              <w:t xml:space="preserve">Source</w:t>
+            </w:r>
+          </w:p>
+        </w:tc>
+        <w:tc>
+          <w:tcPr>
+            <w:tcW w:type="dxa" w:w="7560"/>
+            <w:tcBorders>
+              <w:top w:val="single" w:color="CCCCCC" w:sz="1"/>
+              <w:left w:val="single" w:color="CCCCCC" w:sz="1"/>
+              <w:bottom w:val="single" w:color="CCCCCC" w:sz="1"/>
+              <w:right w:val="single" w:color="CCCCCC" w:sz="1"/>
+            </w:tcBorders>
+            <w:tcMar>
+              <w:top w:type="dxa" w:w="80"/>
+              <w:left w:type="dxa" w:w="120"/>
+              <w:bottom w:type="dxa" w:w="80"/>
+              <w:right w:type="dxa" w:w="120"/>
+            </w:tcMar>
+          </w:tcPr>
+          <w:p>
+            <w:r>
+              <w:rPr>
+                <w:rFonts w:ascii="Arial" w:cs="Arial" w:eastAsia="Arial" w:hAnsi="Arial"/>
+                <w:sz w:val="18"/>
+                <w:szCs w:val="18"/>
+              </w:rPr>
+              <w:t xml:space="preserve">SWFL Food Truck Depot</w:t>
+            </w:r>
+          </w:p>
+        </w:tc>
+      </w:tr>
+      <w:tr>
+        <w:tc>
+          <w:tcPr>
+            <w:tcW w:type="dxa" w:w="1800"/>
+            <w:tcBorders>
+              <w:top w:val="single" w:color="CCCCCC" w:sz="1"/>
+              <w:left w:val="single" w:color="CCCCCC" w:sz="1"/>
+              <w:bottom w:val="single" w:color="CCCCCC" w:sz="1"/>
+              <w:right w:val="single" w:color="CCCCCC" w:sz="1"/>
+            </w:tcBorders>
+            <w:shd w:fill="F2F3F4" w:val="clear"/>
+            <w:tcMar>
+              <w:top w:type="dxa" w:w="80"/>
+              <w:left w:type="dxa" w:w="120"/>
+              <w:bottom w:type="dxa" w:w="80"/>
+              <w:right w:type="dxa" w:w="120"/>
+            </w:tcMar>
+          </w:tcPr>
+          <w:p>
+            <w:r>
+              <w:rPr>
+                <w:rFonts w:ascii="Arial" w:cs="Arial" w:eastAsia="Arial" w:hAnsi="Arial"/>
+                <w:b/>
+                <w:bCs/>
+                <w:sz w:val="18"/>
+                <w:szCs w:val="18"/>
+              </w:rPr>
+              <w:t xml:space="preserve">Email</w:t>
+            </w:r>
+          </w:p>
+        </w:tc>
+        <w:tc>
+          <w:tcPr>
+            <w:tcW w:type="dxa" w:w="7560"/>
+            <w:tcBorders>
+              <w:top w:val="single" w:color="CCCCCC" w:sz="1"/>
+              <w:left w:val="single" w:color="CCCCCC" w:sz="1"/>
+              <w:bottom w:val="single" w:color="CCCCCC" w:sz="1"/>
+              <w:right w:val="single" w:color="CCCCCC" w:sz="1"/>
+            </w:tcBorders>
+            <w:tcMar>
+              <w:top w:type="dxa" w:w="80"/>
+              <w:left w:type="dxa" w:w="120"/>
+              <w:bottom w:type="dxa" w:w="80"/>
+              <w:right w:type="dxa" w:w="120"/>
+            </w:tcMar>
+          </w:tcPr>
+          <w:p>
+            <w:r>
+              <w:rPr>
+                <w:rFonts w:ascii="Arial" w:cs="Arial" w:eastAsia="Arial" w:hAnsi="Arial"/>
+                <w:sz w:val="18"/>
+                <w:szCs w:val="18"/>
+              </w:rPr>
+              <w:t xml:space="preserve">Vendors@BattleBrosEvents.com</w:t>
+            </w:r>
+          </w:p>
+        </w:tc>
+      </w:tr>
+      <w:tr>
+        <w:tc>
+          <w:tcPr>
+            <w:tcW w:type="dxa" w:w="1800"/>
+            <w:tcBorders>
+              <w:top w:val="single" w:color="CCCCCC" w:sz="1"/>
+              <w:left w:val="single" w:color="CCCCCC" w:sz="1"/>
+              <w:bottom w:val="single" w:color="CCCCCC" w:sz="1"/>
+              <w:right w:val="single" w:color="CCCCCC" w:sz="1"/>
+            </w:tcBorders>
+            <w:shd w:fill="F2F3F4" w:val="clear"/>
+            <w:tcMar>
+              <w:top w:type="dxa" w:w="80"/>
+              <w:left w:type="dxa" w:w="120"/>
+              <w:bottom w:type="dxa" w:w="80"/>
+              <w:right w:type="dxa" w:w="120"/>
+            </w:tcMar>
+          </w:tcPr>
+          <w:p>
+            <w:r>
+              <w:rPr>
+                <w:rFonts w:ascii="Arial" w:cs="Arial" w:eastAsia="Arial" w:hAnsi="Arial"/>
+                <w:b/>
+                <w:bCs/>
+                <w:sz w:val="18"/>
+                <w:szCs w:val="18"/>
+              </w:rPr>
+              <w:t xml:space="preserve">Website</w:t>
+            </w:r>
+          </w:p>
+        </w:tc>
+        <w:tc>
+          <w:tcPr>
+            <w:tcW w:type="dxa" w:w="7560"/>
+            <w:tcBorders>
+              <w:top w:val="single" w:color="CCCCCC" w:sz="1"/>
+              <w:left w:val="single" w:color="CCCCCC" w:sz="1"/>
+              <w:bottom w:val="single" w:color="CCCCCC" w:sz="1"/>
+              <w:right w:val="single" w:color="CCCCCC" w:sz="1"/>
+            </w:tcBorders>
+            <w:tcMar>
+              <w:top w:type="dxa" w:w="80"/>
+              <w:left w:type="dxa" w:w="120"/>
+              <w:bottom w:type="dxa" w:w="80"/>
+              <w:right w:type="dxa" w:w="120"/>
+            </w:tcMar>
+          </w:tcPr>
+          <w:p>
+            <w:r>
+              <w:rPr>
+                <w:rFonts w:ascii="Arial" w:cs="Arial" w:eastAsia="Arial" w:hAnsi="Arial"/>
+                <w:sz w:val="18"/>
+                <w:szCs w:val="18"/>
+              </w:rPr>
+              <w:t xml:space="preserve">BattleBrosEvents.com</w:t>
+            </w:r>
+          </w:p>
+        </w:tc>
+      </w:tr>
+      <w:tr>
+        <w:tc>
+          <w:tcPr>
+            <w:tcW w:type="dxa" w:w="1800"/>
+            <w:tcBorders>
+              <w:top w:val="single" w:color="CCCCCC" w:sz="1"/>
+              <w:left w:val="single" w:color="CCCCCC" w:sz="1"/>
+              <w:bottom w:val="single" w:color="CCCCCC" w:sz="1"/>
+              <w:right w:val="single" w:color="CCCCCC" w:sz="1"/>
+            </w:tcBorders>
+            <w:shd w:fill="F2F3F4" w:val="clear"/>
+            <w:tcMar>
+              <w:top w:type="dxa" w:w="80"/>
+              <w:left w:type="dxa" w:w="120"/>
+              <w:bottom w:type="dxa" w:w="80"/>
+              <w:right w:type="dxa" w:w="120"/>
+            </w:tcMar>
+          </w:tcPr>
+          <w:p>
+            <w:r>
+              <w:rPr>
+                <w:rFonts w:ascii="Arial" w:cs="Arial" w:eastAsia="Arial" w:hAnsi="Arial"/>
+                <w:b/>
+                <w:bCs/>
+                <w:sz w:val="18"/>
+                <w:szCs w:val="18"/>
+              </w:rPr>
+              <w:t xml:space="preserve">Facebook</w:t>
+            </w:r>
+          </w:p>
+        </w:tc>
+        <w:tc>
+          <w:tcPr>
+            <w:tcW w:type="dxa" w:w="7560"/>
+            <w:tcBorders>
+              <w:top w:val="single" w:color="CCCCCC" w:sz="1"/>
+              <w:left w:val="single" w:color="CCCCCC" w:sz="1"/>
+              <w:bottom w:val="single" w:color="CCCCCC" w:sz="1"/>
+              <w:right w:val="single" w:color="CCCCCC" w:sz="1"/>
+            </w:tcBorders>
+            <w:tcMar>
+              <w:top w:type="dxa" w:w="80"/>
+              <w:left w:type="dxa" w:w="120"/>
+              <w:bottom w:type="dxa" w:w="80"/>
+              <w:right w:type="dxa" w:w="120"/>
+            </w:tcMar>
+          </w:tcPr>
+          <w:p>
+            <w:r>
+              <w:rPr>
+                <w:rFonts w:ascii="Arial" w:cs="Arial" w:eastAsia="Arial" w:hAnsi="Arial"/>
+                <w:sz w:val="18"/>
+                <w:szCs w:val="18"/>
+              </w:rPr>
+              <w:t xml:space="preserve">Battle Bros Events Southwest Florida</w:t>
+            </w:r>
+          </w:p>
+        </w:tc>
+      </w:tr>
+      <w:tr>
+        <w:tc>
+          <w:tcPr>
+            <w:tcW w:type="dxa" w:w="1800"/>
+            <w:tcBorders>
+              <w:top w:val="single" w:color="CCCCCC" w:sz="1"/>
+              <w:left w:val="single" w:color="CCCCCC" w:sz="1"/>
+              <w:bottom w:val="single" w:color="CCCCCC" w:sz="1"/>
+              <w:right w:val="single" w:color="CCCCCC" w:sz="1"/>
+            </w:tcBorders>
+            <w:shd w:fill="F2F3F4" w:val="clear"/>
+            <w:tcMar>
+              <w:top w:type="dxa" w:w="80"/>
+              <w:left w:type="dxa" w:w="120"/>
+              <w:bottom w:type="dxa" w:w="80"/>
+              <w:right w:type="dxa" w:w="120"/>
+            </w:tcMar>
+          </w:tcPr>
+          <w:p>
+            <w:r>
+              <w:rPr>
+                <w:rFonts w:ascii="Arial" w:cs="Arial" w:eastAsia="Arial" w:hAnsi="Arial"/>
+                <w:b/>
+                <w:bCs/>
+                <w:sz w:val="18"/>
+                <w:szCs w:val="18"/>
+              </w:rPr>
+              <w:t xml:space="preserve">Location</w:t>
+            </w:r>
+          </w:p>
+        </w:tc>
+        <w:tc>
+          <w:tcPr>
+            <w:tcW w:type="dxa" w:w="7560"/>
+            <w:tcBorders>
+              <w:top w:val="single" w:color="CCCCCC" w:sz="1"/>
+              <w:left w:val="single" w:color="CCCCCC" w:sz="1"/>
+              <w:bottom w:val="single" w:color="CCCCCC" w:sz="1"/>
+              <w:right w:val="single" w:color="CCCCCC" w:sz="1"/>
+            </w:tcBorders>
+            <w:tcMar>
+              <w:top w:type="dxa" w:w="80"/>
+              <w:left w:type="dxa" w:w="120"/>
+              <w:bottom w:type="dxa" w:w="80"/>
+              <w:right w:type="dxa" w:w="120"/>
+            </w:tcMar>
+          </w:tcPr>
+          <w:p>
+            <w:r>
+              <w:rPr>
+                <w:rFonts w:ascii="Arial" w:cs="Arial" w:eastAsia="Arial" w:hAnsi="Arial"/>
+                <w:sz w:val="18"/>
+                <w:szCs w:val="18"/>
+              </w:rPr>
+              <w:t xml:space="preserve">Southwest Florida</w:t>
+            </w:r>
+          </w:p>
+        </w:tc>
+      </w:tr>
+      <w:tr>
+        <w:tc>
+          <w:tcPr>
+            <w:tcW w:type="dxa" w:w="1800"/>
+            <w:tcBorders>
+              <w:top w:val="single" w:color="CCCCCC" w:sz="1"/>
+              <w:left w:val="single" w:color="CCCCCC" w:sz="1"/>
+              <w:bottom w:val="single" w:color="CCCCCC" w:sz="1"/>
+              <w:right w:val="single" w:color="CCCCCC" w:sz="1"/>
+            </w:tcBorders>
+            <w:shd w:fill="F2F3F4" w:val="clear"/>
+            <w:tcMar>
+              <w:top w:type="dxa" w:w="80"/>
+              <w:left w:type="dxa" w:w="120"/>
+              <w:bottom w:type="dxa" w:w="80"/>
+              <w:right w:type="dxa" w:w="120"/>
+            </w:tcMar>
+          </w:tcPr>
+          <w:p>
+            <w:r>
+              <w:rPr>
+                <w:rFonts w:ascii="Arial" w:cs="Arial" w:eastAsia="Arial" w:hAnsi="Arial"/>
+                <w:b/>
+                <w:bCs/>
+                <w:sz w:val="18"/>
+                <w:szCs w:val="18"/>
+              </w:rPr>
+              <w:t xml:space="preserve">Notes</w:t>
+            </w:r>
+          </w:p>
+        </w:tc>
+        <w:tc>
+          <w:tcPr>
+            <w:tcW w:type="dxa" w:w="7560"/>
+            <w:tcBorders>
+              <w:top w:val="single" w:color="CCCCCC" w:sz="1"/>
+              <w:left w:val="single" w:color="CCCCCC" w:sz="1"/>
+              <w:bottom w:val="single" w:color="CCCCCC" w:sz="1"/>
+              <w:right w:val="single" w:color="CCCCCC" w:sz="1"/>
+            </w:tcBorders>
+            <w:tcMar>
+              <w:top w:type="dxa" w:w="80"/>
+              <w:left w:type="dxa" w:w="120"/>
+              <w:bottom w:type="dxa" w:w="80"/>
+              <w:right w:type="dxa" w:w="120"/>
+            </w:tcMar>
+          </w:tcPr>
+          <w:p>
+            <w:r>
+              <w:rPr>
+                <w:rFonts w:ascii="Arial" w:cs="Arial" w:eastAsia="Arial" w:hAnsi="Arial"/>
+                <w:sz w:val="18"/>
+                <w:szCs w:val="18"/>
+              </w:rPr>
+              <w:t xml:space="preserve">Event production company. Hosting SW Florida Food Fest &amp; Craft Fair May 30, 2026 at Mike Greenwell Regional Park. Charity beneficiary: Guardians of Florida Animal Rescue. 82+ interested. Vendor registration open.</w:t>
+            </w:r>
+          </w:p>
+        </w:tc>
+      </w:tr>
+    </w:tbl>
+    <w:p>
+      <w:pPr>
+        <w:pStyle w:val="Heading2"/>
+        <w:pBdr>
+          <w:bottom w:val="single" w:color="4A235A" w:sz="4"/>
+        </w:pBdr>
+        <w:spacing w:after="60" w:before="320"/>
+      </w:pPr>
+      <w:r>
+        <w:rPr>
+          <w:rFonts w:ascii="Arial" w:cs="Arial" w:eastAsia="Arial" w:hAnsi="Arial"/>
+          <w:b/>
+          <w:bCs/>
+          <w:color w:val="4A235A"/>
+          <w:sz w:val="26"/>
+          <w:szCs w:val="26"/>
+        </w:rPr>
+        <w:t xml:space="preserve">FoodTruck Expertos</w:t>
+      </w:r>
+    </w:p>
+    <w:tbl>
+      <w:tblPr>
+        <w:tblW w:type="dxa" w:w="9360"/>
+        <w:tblBorders>
+          <w:top w:val="single" w:color="auto" w:sz="4"/>
+          <w:left w:val="single" w:color="auto" w:sz="4"/>
+          <w:bottom w:val="single" w:color="auto" w:sz="4"/>
+          <w:right w:val="single" w:color="auto" w:sz="4"/>
+          <w:insideH w:val="single" w:color="auto" w:sz="4"/>
+          <w:insideV w:val="single" w:color="auto" w:sz="4"/>
+        </w:tblBorders>
+      </w:tblPr>
+      <w:tblGrid>
+        <w:gridCol w:w="1800"/>
+        <w:gridCol w:w="7560"/>
+      </w:tblGrid>
+      <w:tr>
+        <w:tc>
+          <w:tcPr>
+            <w:tcW w:type="dxa" w:w="1800"/>
+            <w:tcBorders>
+              <w:top w:val="single" w:color="CCCCCC" w:sz="1"/>
+              <w:left w:val="single" w:color="CCCCCC" w:sz="1"/>
+              <w:bottom w:val="single" w:color="CCCCCC" w:sz="1"/>
+              <w:right w:val="single" w:color="CCCCCC" w:sz="1"/>
+            </w:tcBorders>
+            <w:shd w:fill="F2F3F4" w:val="clear"/>
+            <w:tcMar>
+              <w:top w:type="dxa" w:w="80"/>
+              <w:left w:type="dxa" w:w="120"/>
+              <w:bottom w:type="dxa" w:w="80"/>
+              <w:right w:type="dxa" w:w="120"/>
+            </w:tcMar>
+          </w:tcPr>
+          <w:p>
+            <w:r>
+              <w:rPr>
+                <w:rFonts w:ascii="Arial" w:cs="Arial" w:eastAsia="Arial" w:hAnsi="Arial"/>
+                <w:b/>
+                <w:bCs/>
+                <w:sz w:val="18"/>
+                <w:szCs w:val="18"/>
+              </w:rPr>
+              <w:t xml:space="preserve">Source</w:t>
+            </w:r>
+          </w:p>
+        </w:tc>
+        <w:tc>
+          <w:tcPr>
+            <w:tcW w:type="dxa" w:w="7560"/>
+            <w:tcBorders>
+              <w:top w:val="single" w:color="CCCCCC" w:sz="1"/>
+              <w:left w:val="single" w:color="CCCCCC" w:sz="1"/>
+              <w:bottom w:val="single" w:color="CCCCCC" w:sz="1"/>
+              <w:right w:val="single" w:color="CCCCCC" w:sz="1"/>
+            </w:tcBorders>
+            <w:tcMar>
+              <w:top w:type="dxa" w:w="80"/>
+              <w:left w:type="dxa" w:w="120"/>
+              <w:bottom w:type="dxa" w:w="80"/>
+              <w:right w:type="dxa" w:w="120"/>
+            </w:tcMar>
+          </w:tcPr>
+          <w:p>
+            <w:r>
+              <w:rPr>
+                <w:rFonts w:ascii="Arial" w:cs="Arial" w:eastAsia="Arial" w:hAnsi="Arial"/>
+                <w:sz w:val="18"/>
+                <w:szCs w:val="18"/>
+              </w:rPr>
+              <w:t xml:space="preserve">Collier &amp; Lee County Food Trucks</w:t>
+            </w:r>
+          </w:p>
+        </w:tc>
+      </w:tr>
+      <w:tr>
+        <w:tc>
+          <w:tcPr>
+            <w:tcW w:type="dxa" w:w="1800"/>
+            <w:tcBorders>
+              <w:top w:val="single" w:color="CCCCCC" w:sz="1"/>
+              <w:left w:val="single" w:color="CCCCCC" w:sz="1"/>
+              <w:bottom w:val="single" w:color="CCCCCC" w:sz="1"/>
+              <w:right w:val="single" w:color="CCCCCC" w:sz="1"/>
+            </w:tcBorders>
+            <w:shd w:fill="F2F3F4" w:val="clear"/>
+            <w:tcMar>
+              <w:top w:type="dxa" w:w="80"/>
+              <w:left w:type="dxa" w:w="120"/>
+              <w:bottom w:type="dxa" w:w="80"/>
+              <w:right w:type="dxa" w:w="120"/>
+            </w:tcMar>
+          </w:tcPr>
+          <w:p>
+            <w:r>
+              <w:rPr>
+                <w:rFonts w:ascii="Arial" w:cs="Arial" w:eastAsia="Arial" w:hAnsi="Arial"/>
+                <w:b/>
+                <w:bCs/>
+                <w:sz w:val="18"/>
+                <w:szCs w:val="18"/>
+              </w:rPr>
+              <w:t xml:space="preserve">Facebook</w:t>
+            </w:r>
+          </w:p>
+        </w:tc>
+        <w:tc>
+          <w:tcPr>
+            <w:tcW w:type="dxa" w:w="7560"/>
+            <w:tcBorders>
+              <w:top w:val="single" w:color="CCCCCC" w:sz="1"/>
+              <w:left w:val="single" w:color="CCCCCC" w:sz="1"/>
+              <w:bottom w:val="single" w:color="CCCCCC" w:sz="1"/>
+              <w:right w:val="single" w:color="CCCCCC" w:sz="1"/>
+            </w:tcBorders>
+            <w:tcMar>
+              <w:top w:type="dxa" w:w="80"/>
+              <w:left w:type="dxa" w:w="120"/>
+              <w:bottom w:type="dxa" w:w="80"/>
+              <w:right w:type="dxa" w:w="120"/>
+            </w:tcMar>
+          </w:tcPr>
+          <w:p>
+            <w:r>
+              <w:rPr>
+                <w:rFonts w:ascii="Arial" w:cs="Arial" w:eastAsia="Arial" w:hAnsi="Arial"/>
+                <w:sz w:val="18"/>
+                <w:szCs w:val="18"/>
+              </w:rPr>
+              <w:t xml:space="preserve">FoodTruck Expertos</w:t>
+            </w:r>
+          </w:p>
+        </w:tc>
+      </w:tr>
+      <w:tr>
+        <w:tc>
+          <w:tcPr>
+            <w:tcW w:type="dxa" w:w="1800"/>
+            <w:tcBorders>
+              <w:top w:val="single" w:color="CCCCCC" w:sz="1"/>
+              <w:left w:val="single" w:color="CCCCCC" w:sz="1"/>
+              <w:bottom w:val="single" w:color="CCCCCC" w:sz="1"/>
+              <w:right w:val="single" w:color="CCCCCC" w:sz="1"/>
+            </w:tcBorders>
+            <w:shd w:fill="F2F3F4" w:val="clear"/>
+            <w:tcMar>
+              <w:top w:type="dxa" w:w="80"/>
+              <w:left w:type="dxa" w:w="120"/>
+              <w:bottom w:type="dxa" w:w="80"/>
+              <w:right w:type="dxa" w:w="120"/>
+            </w:tcMar>
+          </w:tcPr>
+          <w:p>
+            <w:r>
+              <w:rPr>
+                <w:rFonts w:ascii="Arial" w:cs="Arial" w:eastAsia="Arial" w:hAnsi="Arial"/>
+                <w:b/>
+                <w:bCs/>
+                <w:sz w:val="18"/>
+                <w:szCs w:val="18"/>
+              </w:rPr>
+              <w:t xml:space="preserve">Location</w:t>
+            </w:r>
+          </w:p>
+        </w:tc>
+        <w:tc>
+          <w:tcPr>
+            <w:tcW w:type="dxa" w:w="7560"/>
+            <w:tcBorders>
+              <w:top w:val="single" w:color="CCCCCC" w:sz="1"/>
+              <w:left w:val="single" w:color="CCCCCC" w:sz="1"/>
+              <w:bottom w:val="single" w:color="CCCCCC" w:sz="1"/>
+              <w:right w:val="single" w:color="CCCCCC" w:sz="1"/>
+            </w:tcBorders>
+            <w:tcMar>
+              <w:top w:type="dxa" w:w="80"/>
+              <w:left w:type="dxa" w:w="120"/>
+              <w:bottom w:type="dxa" w:w="80"/>
+              <w:right w:type="dxa" w:w="120"/>
+            </w:tcMar>
+          </w:tcPr>
+          <w:p>
+            <w:r>
+              <w:rPr>
+                <w:rFonts w:ascii="Arial" w:cs="Arial" w:eastAsia="Arial" w:hAnsi="Arial"/>
+                <w:sz w:val="18"/>
+                <w:szCs w:val="18"/>
+              </w:rPr>
+              <w:t xml:space="preserve">Collier / Lee County, FL</w:t>
+            </w:r>
+          </w:p>
+        </w:tc>
+      </w:tr>
+      <w:tr>
+        <w:tc>
+          <w:tcPr>
+            <w:tcW w:type="dxa" w:w="1800"/>
+            <w:tcBorders>
+              <w:top w:val="single" w:color="CCCCCC" w:sz="1"/>
+              <w:left w:val="single" w:color="CCCCCC" w:sz="1"/>
+              <w:bottom w:val="single" w:color="CCCCCC" w:sz="1"/>
+              <w:right w:val="single" w:color="CCCCCC" w:sz="1"/>
+            </w:tcBorders>
+            <w:shd w:fill="F2F3F4" w:val="clear"/>
+            <w:tcMar>
+              <w:top w:type="dxa" w:w="80"/>
+              <w:left w:type="dxa" w:w="120"/>
+              <w:bottom w:type="dxa" w:w="80"/>
+              <w:right w:type="dxa" w:w="120"/>
+            </w:tcMar>
+          </w:tcPr>
+          <w:p>
+            <w:r>
+              <w:rPr>
+                <w:rFonts w:ascii="Arial" w:cs="Arial" w:eastAsia="Arial" w:hAnsi="Arial"/>
+                <w:b/>
+                <w:bCs/>
+                <w:sz w:val="18"/>
+                <w:szCs w:val="18"/>
+              </w:rPr>
+              <w:t xml:space="preserve">Notes</w:t>
+            </w:r>
+          </w:p>
+        </w:tc>
+        <w:tc>
+          <w:tcPr>
+            <w:tcW w:type="dxa" w:w="7560"/>
+            <w:tcBorders>
+              <w:top w:val="single" w:color="CCCCCC" w:sz="1"/>
+              <w:left w:val="single" w:color="CCCCCC" w:sz="1"/>
+              <w:bottom w:val="single" w:color="CCCCCC" w:sz="1"/>
+              <w:right w:val="single" w:color="CCCCCC" w:sz="1"/>
+            </w:tcBorders>
+            <w:tcMar>
+              <w:top w:type="dxa" w:w="80"/>
+              <w:left w:type="dxa" w:w="120"/>
+              <w:bottom w:type="dxa" w:w="80"/>
+              <w:right w:type="dxa" w:w="120"/>
+            </w:tcMar>
+          </w:tcPr>
+          <w:p>
+            <w:r>
+              <w:rPr>
+                <w:rFonts w:ascii="Arial" w:cs="Arial" w:eastAsia="Arial" w:hAnsi="Arial"/>
+                <w:sz w:val="18"/>
+                <w:szCs w:val="18"/>
+              </w:rPr>
+              <w:t xml:space="preserve">Food trailer equipment seller. Selling new 7x12x8 trailer (40lb fryer, 2ft flat grill, prep sandwich table, 15cu refrigerator). Posted repeatedly — motivated seller. Signal of new operators entering market.</w:t>
+            </w:r>
+          </w:p>
+        </w:tc>
+      </w:tr>
+    </w:tbl>
     <w:sectPr>
-      <w:footerReference w:type="default" r:id="rId6"/>
-      <w:pgSz w:w="12240" w:h="15840" w:orient="portrait"/>
-      <w:pgMar w:top="1080" w:right="1080" w:bottom="1080" w:left="1080" w:header="708" w:footer="708" w:gutter="0"/>
+      <w:pgSz w:w="11906" w:h="16838" w:orient="portrait"/>
+      <w:pgMar w:top="1440" w:right="1440" w:bottom="1440" w:left="1440" w:header="708" w:footer="708" w:gutter="0"/>
       <w:pgNumType/>
       <w:docGrid w:linePitch="360"/>
     </w:sectPr>
@@ -2974,35 +4805,41 @@
 <w:comments xmlns:cx="http://schemas.microsoft.com/office/drawing/2014/chartex" xmlns:cx1="http://schemas.microsoft.com/office/drawing/2015/9/8/chartex" xmlns:cx2="http://schemas.microsoft.com/office/drawing/2015/10/21/chartex" xmlns:cx3="http://schemas.microsoft.com/office/drawing/2016/5/9/chartex" xmlns:cx4="http://schemas.microsoft.com/office/drawing/2016/5/10/chartex" xmlns:cx5="http://schemas.microsoft.com/office/drawing/2016/5/11/chartex" xmlns:cx6="http://schemas.microsoft.com/office/drawing/2016/5/12/chartex" xmlns:cx7="http://schemas.microsoft.com/office/drawing/2016/5/13/chartex" xmlns:cx8="http://schemas.microsoft.com/office/drawing/2016/5/14/chartex" xmlns:mc="http://schemas.openxmlformats.org/markup-compatibility/2006" xmlns:aink="http://schemas.microsoft.com/office/drawing/2016/ink" xmlns:am3d="http://schemas.microsoft.com/office/drawing/2017/model3d" xmlns:o="urn:schemas-microsoft-com:office:office" xmlns:r="http://schemas.openxmlformats.org/officeDocument/2006/relationships" xmlns:m="http://schemas.openxmlformats.org/officeDocument/2006/math" xmlns:v="urn:schemas-microsoft-com:vml" xmlns:wp14="http://schemas.microsoft.com/office/word/2010/wordprocessingDrawing" xmlns:wp="http://schemas.openxmlformats.org/drawingml/2006/wordprocessingDrawing" xmlns:w10="urn:schemas-microsoft-com:office:word" xmlns:w="http://schemas.openxmlformats.org/wordprocessingml/2006/main" xmlns:w14="http://schemas.microsoft.com/office/word/2010/wordml" xmlns:w15="http://schemas.microsoft.com/office/word/2012/wordml" xmlns:w16cex="http://schemas.microsoft.com/office/word/2018/wordml/cex" xmlns:w16cid="http://schemas.microsoft.com/office/word/2016/wordml/cid" xmlns:w16="http://schemas.microsoft.com/office/word/2018/wordml" xmlns:w16sdtdh="http://schemas.microsoft.com/office/word/2020/wordml/sdtdatahash" xmlns:w16se="http://schemas.microsoft.com/office/word/2015/wordml/symex" xmlns:wpg="http://schemas.microsoft.com/office/word/2010/wordprocessingGroup" xmlns:wpi="http://schemas.microsoft.com/office/word/2010/wordprocessingInk" xmlns:wne="http://schemas.microsoft.com/office/word/2006/wordml" xmlns:wps="http://schemas.microsoft.com/office/word/2010/wordprocessingShape"/>
 </file>
 
-<file path=word/footer1.xml><?xml version="1.0" encoding="utf-8"?>
-<w:ftr xmlns:wpc="http://schemas.microsoft.com/office/word/2010/wordprocessingCanvas" xmlns:mc="http://schemas.openxmlformats.org/markup-compatibility/2006" xmlns:o="urn:schemas-microsoft-com:office:office" xmlns:r="http://schemas.openxmlformats.org/officeDocument/2006/relationships" xmlns:m="http://schemas.openxmlformats.org/officeDocument/2006/math" xmlns:v="urn:schemas-microsoft-com:vml" xmlns:wp14="http://schemas.microsoft.com/office/word/2010/wordprocessingDrawing" xmlns:wp="http://schemas.openxmlformats.org/drawingml/2006/wordprocessingDrawing" xmlns:w10="urn:schemas-microsoft-com:office:word" xmlns:w="http://schemas.openxmlformats.org/wordprocessingml/2006/main" xmlns:w14="http://schemas.microsoft.com/office/word/2010/wordml" xmlns:w15="http://schemas.microsoft.com/office/word/2012/wordml" xmlns:wpg="http://schemas.microsoft.com/office/word/2010/wordprocessingGroup" xmlns:wpi="http://schemas.microsoft.com/office/word/2010/wordprocessingInk" xmlns:wne="http://schemas.microsoft.com/office/word/2006/wordml" xmlns:wps="http://schemas.microsoft.com/office/word/2010/wordprocessingShape">
-  <w:p>
-    <w:pPr>
-      <w:jc w:val="center"/>
-    </w:pPr>
-    <w:r>
-      <w:rPr>
-        <w:rFonts w:ascii="Arial" w:cs="Arial" w:eastAsia="Arial" w:hAnsi="Arial"/>
-        <w:color w:val="7F8C8D"/>
-        <w:sz w:val="16"/>
-        <w:szCs w:val="16"/>
-      </w:rPr>
-      <w:t xml:space="preserve">Service Providers  |  ServiceWindow Market Research  |  Page </w:t>
-    </w:r>
-    <w:r>
-      <w:rPr>
-        <w:rFonts w:ascii="Arial" w:cs="Arial" w:eastAsia="Arial" w:hAnsi="Arial"/>
-        <w:color w:val="7F8C8D"/>
-        <w:sz w:val="16"/>
-        <w:szCs w:val="16"/>
-      </w:rPr>
-      <w:fldChar w:fldCharType="begin"/>
-      <w:instrText xml:space="preserve">PAGE</w:instrText>
-      <w:fldChar w:fldCharType="separate"/>
-      <w:fldChar w:fldCharType="end"/>
-    </w:r>
-  </w:p>
-</w:ftr>
+<file path=word/endnotes.xml><?xml version="1.0" encoding="utf-8"?>
+<w:endnotes xmlns:wpc="http://schemas.microsoft.com/office/word/2010/wordprocessingCanvas" xmlns:mc="http://schemas.openxmlformats.org/markup-compatibility/2006" xmlns:o="urn:schemas-microsoft-com:office:office" xmlns:r="http://schemas.openxmlformats.org/officeDocument/2006/relationships" xmlns:m="http://schemas.openxmlformats.org/officeDocument/2006/math" xmlns:v="urn:schemas-microsoft-com:vml" xmlns:wp14="http://schemas.microsoft.com/office/word/2010/wordprocessingDrawing" xmlns:wp="http://schemas.openxmlformats.org/drawingml/2006/wordprocessingDrawing" xmlns:w10="urn:schemas-microsoft-com:office:word" xmlns:w="http://schemas.openxmlformats.org/wordprocessingml/2006/main" xmlns:w14="http://schemas.microsoft.com/office/word/2010/wordml" xmlns:w15="http://schemas.microsoft.com/office/word/2012/wordml" xmlns:wpg="http://schemas.microsoft.com/office/word/2010/wordprocessingGroup" xmlns:wpi="http://schemas.microsoft.com/office/word/2010/wordprocessingInk" xmlns:wne="http://schemas.microsoft.com/office/word/2006/wordml" xmlns:wps="http://schemas.microsoft.com/office/word/2010/wordprocessingShape" mc:Ignorable="w14 w15 wp14">
+  <w:endnote w:type="separator" w:id="-1">
+    <w:p>
+      <w:pPr>
+        <w:spacing w:after="0" w:line="240" w:lineRule="auto"/>
+      </w:pPr>
+      <w:r>
+        <w:rPr>
+          <w:rStyle w:val="EndnoteReference"/>
+        </w:rPr>
+        <w:endnoteRef/>
+      </w:r>
+      <w:r>
+        <w:separator/>
+      </w:r>
+    </w:p>
+  </w:endnote>
+  <w:endnote w:type="continuationSeparator" w:id="0">
+    <w:p>
+      <w:pPr>
+        <w:spacing w:after="0" w:line="240" w:lineRule="auto"/>
+      </w:pPr>
+      <w:r>
+        <w:rPr>
+          <w:rStyle w:val="EndnoteReference"/>
+        </w:rPr>
+        <w:endnoteRef/>
+      </w:r>
+      <w:r>
+        <w:continuationSeparator/>
+      </w:r>
+    </w:p>
+  </w:endnote>
+</w:endnotes>
 </file>
 
 <file path=word/footnotes.xml><?xml version="1.0" encoding="utf-8"?>
@@ -3283,13 +5120,50 @@
       <w:szCs w:val="20"/>
     </w:rPr>
   </w:style>
+  <w:style w:type="character" w:styleId="EndnoteReference">
+    <w:name w:val="endnote reference"/>
+    <w:basedOn w:val="DefaultParagraphFont"/>
+    <w:uiPriority w:val="99"/>
+    <w:semiHidden/>
+    <w:unhideWhenUsed/>
+    <w:rPr>
+      <w:vertAlign w:val="superscript"/>
+    </w:rPr>
+  </w:style>
+  <w:style w:type="paragraph" w:styleId="EndnoteText">
+    <w:name w:val="endnote text"/>
+    <w:basedOn w:val="Normal"/>
+    <w:link w:val="EndnoteTextChar"/>
+    <w:uiPriority w:val="99"/>
+    <w:semiHidden/>
+    <w:unhideWhenUsed/>
+    <w:pPr>
+      <w:spacing w:after="0" w:line="240" w:lineRule="auto"/>
+    </w:pPr>
+    <w:rPr>
+      <w:sz w:val="20"/>
+      <w:szCs w:val="20"/>
+    </w:rPr>
+  </w:style>
+  <w:style w:type="character" w:styleId="EndnoteTextChar">
+    <w:name w:val="Endnote Text Char"/>
+    <w:basedOn w:val="DefaultParagraphFont"/>
+    <w:link w:val="EndnoteText"/>
+    <w:uiPriority w:val="99"/>
+    <w:semiHidden/>
+    <w:unhideWhenUsed/>
+    <w:rPr>
+      <w:sz w:val="20"/>
+      <w:szCs w:val="20"/>
+    </w:rPr>
+  </w:style>
   <w:style w:type="paragraph" w:styleId="Heading1">
     <w:name w:val="Heading 1"/>
     <w:basedOn w:val="Normal"/>
     <w:next w:val="Normal"/>
     <w:qFormat/>
     <w:pPr>
-      <w:spacing w:before="240" w:after="0"/>
+      <w:spacing w:after="0" w:before="240"/>
       <w:outlineLvl w:val="0"/>
     </w:pPr>
     <w:rPr>
@@ -3307,7 +5181,7 @@
     <w:next w:val="Normal"/>
     <w:qFormat/>
     <w:pPr>
-      <w:spacing w:before="280" w:after="60"/>
+      <w:spacing w:after="60" w:before="280"/>
       <w:outlineLvl w:val="1"/>
     </w:pPr>
     <w:rPr>

--- a/Market Research/4 - Service Providers/Service Providers - Contact Database.docx
+++ b/Market Research/4 - Service Providers/Service Providers - Contact Database.docx
@@ -31,7 +31,7 @@
           <w:sz w:val="18"/>
           <w:szCs w:val="18"/>
         </w:rPr>
-        <w:t xml:space="preserve">ServiceWindow Market Research  |  SWFL  |  Compiled April 5, 2026</w:t>
+        <w:t xml:space="preserve">ServiceWindow Market Research  |  SWFL  |  Compiled April 6, 2026</w:t>
       </w:r>
     </w:p>
     <w:p>
@@ -455,6 +455,14 @@
     </w:tbl>
     <w:p>
       <w:pPr>
+        <w:spacing w:after="60" w:before="60"/>
+      </w:pPr>
+      <w:r>
+        <w:t xml:space="preserve"/>
+      </w:r>
+    </w:p>
+    <w:p>
+      <w:pPr>
         <w:pStyle w:val="Heading2"/>
         <w:pBdr>
           <w:bottom w:val="single" w:color="4A235A" w:sz="4"/>
@@ -726,6 +734,14 @@
         </w:tc>
       </w:tr>
     </w:tbl>
+    <w:p>
+      <w:pPr>
+        <w:spacing w:after="60" w:before="60"/>
+      </w:pPr>
+      <w:r>
+        <w:t xml:space="preserve"/>
+      </w:r>
+    </w:p>
     <w:p>
       <w:pPr>
         <w:pStyle w:val="Heading2"/>
@@ -1060,6 +1076,14 @@
     </w:tbl>
     <w:p>
       <w:pPr>
+        <w:spacing w:after="60" w:before="60"/>
+      </w:pPr>
+      <w:r>
+        <w:t xml:space="preserve"/>
+      </w:r>
+    </w:p>
+    <w:p>
+      <w:pPr>
         <w:pStyle w:val="Heading2"/>
         <w:pBdr>
           <w:bottom w:val="single" w:color="4A235A" w:sz="4"/>
@@ -1449,6 +1473,14 @@
         </w:tc>
       </w:tr>
     </w:tbl>
+    <w:p>
+      <w:pPr>
+        <w:spacing w:after="60" w:before="60"/>
+      </w:pPr>
+      <w:r>
+        <w:t xml:space="preserve"/>
+      </w:r>
+    </w:p>
     <w:p>
       <w:pPr>
         <w:pStyle w:val="Heading2"/>
@@ -1724,6 +1756,14 @@
     </w:tbl>
     <w:p>
       <w:pPr>
+        <w:spacing w:after="60" w:before="60"/>
+      </w:pPr>
+      <w:r>
+        <w:t xml:space="preserve"/>
+      </w:r>
+    </w:p>
+    <w:p>
+      <w:pPr>
         <w:pStyle w:val="Heading2"/>
         <w:pBdr>
           <w:bottom w:val="single" w:color="4A235A" w:sz="4"/>
@@ -2113,6 +2153,14 @@
         </w:tc>
       </w:tr>
     </w:tbl>
+    <w:p>
+      <w:pPr>
+        <w:spacing w:after="60" w:before="60"/>
+      </w:pPr>
+      <w:r>
+        <w:t xml:space="preserve"/>
+      </w:r>
+    </w:p>
     <w:p>
       <w:pPr>
         <w:pStyle w:val="Heading2"/>
@@ -2506,6 +2554,14 @@
     </w:tbl>
     <w:p>
       <w:pPr>
+        <w:spacing w:after="60" w:before="60"/>
+      </w:pPr>
+      <w:r>
+        <w:t xml:space="preserve"/>
+      </w:r>
+    </w:p>
+    <w:p>
+      <w:pPr>
         <w:pStyle w:val="Heading2"/>
         <w:pBdr>
           <w:bottom w:val="single" w:color="4A235A" w:sz="4"/>
@@ -2895,6 +2951,14 @@
         </w:tc>
       </w:tr>
     </w:tbl>
+    <w:p>
+      <w:pPr>
+        <w:spacing w:after="60" w:before="60"/>
+      </w:pPr>
+      <w:r>
+        <w:t xml:space="preserve"/>
+      </w:r>
+    </w:p>
     <w:p>
       <w:pPr>
         <w:pStyle w:val="Heading2"/>
@@ -3288,6 +3352,14 @@
     </w:tbl>
     <w:p>
       <w:pPr>
+        <w:spacing w:after="60" w:before="60"/>
+      </w:pPr>
+      <w:r>
+        <w:t xml:space="preserve"/>
+      </w:r>
+    </w:p>
+    <w:p>
+      <w:pPr>
         <w:pStyle w:val="Heading2"/>
         <w:pBdr>
           <w:bottom w:val="single" w:color="4A235A" w:sz="4"/>
@@ -3677,6 +3749,14 @@
         </w:tc>
       </w:tr>
     </w:tbl>
+    <w:p>
+      <w:pPr>
+        <w:spacing w:after="60" w:before="60"/>
+      </w:pPr>
+      <w:r>
+        <w:t xml:space="preserve"/>
+      </w:r>
+    </w:p>
     <w:p>
       <w:pPr>
         <w:pStyle w:val="Heading2"/>
@@ -4070,6 +4150,14 @@
     </w:tbl>
     <w:p>
       <w:pPr>
+        <w:spacing w:after="60" w:before="60"/>
+      </w:pPr>
+      <w:r>
+        <w:t xml:space="preserve"/>
+      </w:r>
+    </w:p>
+    <w:p>
+      <w:pPr>
         <w:pStyle w:val="Heading2"/>
         <w:pBdr>
           <w:bottom w:val="single" w:color="4A235A" w:sz="4"/>
@@ -4518,6 +4606,14 @@
         </w:tc>
       </w:tr>
     </w:tbl>
+    <w:p>
+      <w:pPr>
+        <w:spacing w:after="60" w:before="60"/>
+      </w:pPr>
+      <w:r>
+        <w:t xml:space="preserve"/>
+      </w:r>
+    </w:p>
     <w:p>
       <w:pPr>
         <w:pStyle w:val="Heading2"/>
@@ -4791,9 +4887,18 @@
         </w:tc>
       </w:tr>
     </w:tbl>
+    <w:p>
+      <w:pPr>
+        <w:spacing w:after="60" w:before="60"/>
+      </w:pPr>
+      <w:r>
+        <w:t xml:space="preserve"/>
+      </w:r>
+    </w:p>
     <w:sectPr>
-      <w:pgSz w:w="11906" w:h="16838" w:orient="portrait"/>
-      <w:pgMar w:top="1440" w:right="1440" w:bottom="1440" w:left="1440" w:header="708" w:footer="708" w:gutter="0"/>
+      <w:footerReference w:type="default" r:id="rId7"/>
+      <w:pgSz w:w="12240" w:h="15840" w:orient="portrait"/>
+      <w:pgMar w:top="1080" w:right="1080" w:bottom="1080" w:left="1080" w:header="708" w:footer="708" w:gutter="0"/>
       <w:pgNumType/>
       <w:docGrid w:linePitch="360"/>
     </w:sectPr>
@@ -4840,6 +4945,37 @@
     </w:p>
   </w:endnote>
 </w:endnotes>
+</file>
+
+<file path=word/footer1.xml><?xml version="1.0" encoding="utf-8"?>
+<w:ftr xmlns:wpc="http://schemas.microsoft.com/office/word/2010/wordprocessingCanvas" xmlns:mc="http://schemas.openxmlformats.org/markup-compatibility/2006" xmlns:o="urn:schemas-microsoft-com:office:office" xmlns:r="http://schemas.openxmlformats.org/officeDocument/2006/relationships" xmlns:m="http://schemas.openxmlformats.org/officeDocument/2006/math" xmlns:v="urn:schemas-microsoft-com:vml" xmlns:wp14="http://schemas.microsoft.com/office/word/2010/wordprocessingDrawing" xmlns:wp="http://schemas.openxmlformats.org/drawingml/2006/wordprocessingDrawing" xmlns:w10="urn:schemas-microsoft-com:office:word" xmlns:w="http://schemas.openxmlformats.org/wordprocessingml/2006/main" xmlns:w14="http://schemas.microsoft.com/office/word/2010/wordml" xmlns:w15="http://schemas.microsoft.com/office/word/2012/wordml" xmlns:wpg="http://schemas.microsoft.com/office/word/2010/wordprocessingGroup" xmlns:wpi="http://schemas.microsoft.com/office/word/2010/wordprocessingInk" xmlns:wne="http://schemas.microsoft.com/office/word/2006/wordml" xmlns:wps="http://schemas.microsoft.com/office/word/2010/wordprocessingShape">
+  <w:p>
+    <w:pPr>
+      <w:jc w:val="center"/>
+    </w:pPr>
+    <w:r>
+      <w:rPr>
+        <w:rFonts w:ascii="Arial" w:cs="Arial" w:eastAsia="Arial" w:hAnsi="Arial"/>
+        <w:color w:val="7F8C8D"/>
+        <w:sz w:val="16"/>
+        <w:szCs w:val="16"/>
+      </w:rPr>
+      <w:t xml:space="preserve">Service Providers  |  ServiceWindow Market Research  |  Page </w:t>
+    </w:r>
+    <w:r>
+      <w:rPr>
+        <w:rFonts w:ascii="Arial" w:cs="Arial" w:eastAsia="Arial" w:hAnsi="Arial"/>
+        <w:color w:val="7F8C8D"/>
+        <w:sz w:val="16"/>
+        <w:szCs w:val="16"/>
+      </w:rPr>
+      <w:fldChar w:fldCharType="begin"/>
+      <w:instrText xml:space="preserve">PAGE</w:instrText>
+      <w:fldChar w:fldCharType="separate"/>
+      <w:fldChar w:fldCharType="end"/>
+    </w:r>
+  </w:p>
+</w:ftr>
 </file>
 
 <file path=word/footnotes.xml><?xml version="1.0" encoding="utf-8"?>
